--- a/filethi/tuluanbim.docx
+++ b/filethi/tuluanbim.docx
@@ -362,6 +362,818 @@
       </w:r>
       <w:r>
         <w:t xml:space="preserve"> Hệ thống hành lang pháp lý, các bộ tiêu chuẩn, đơn giá và định mức cho công tác áp dụng BIM tại Việt Nam vẫn đang trong quá trình hoàn thiện. Điều này gây ra không ít lúng túng cho các đơn vị trong việc lập hồ sơ thanh toán, nghiệm thu và xin phép xây dựng bằng mô hình BIM.</w:t>
+      </w:r>
+    </w:p>
+    <w:p/>
+    <w:p/>
+    <w:p/>
+    <w:p>
+      <w:pPr>
+        <w:jc w:val="center"/>
+        <w:rPr>
+          <w:b/>
+          <w:bCs/>
+        </w:rPr>
+      </w:pPr>
+      <w:r>
+        <w:rPr>
+          <w:b/>
+          <w:bCs/>
+        </w:rPr>
+        <w:t>Update Thêm</w:t>
+      </w:r>
+      <w:r>
+        <w:rPr>
+          <w:b/>
+          <w:bCs/>
+        </w:rPr>
+        <w:t xml:space="preserve"> 12 Câu nữa</w:t>
+      </w:r>
+    </w:p>
+    <w:p>
+      <w:pPr>
+        <w:rPr>
+          <w:b/>
+          <w:bCs/>
+        </w:rPr>
+      </w:pPr>
+      <w:r>
+        <w:rPr>
+          <w:b/>
+          <w:bCs/>
+        </w:rPr>
+        <w:t xml:space="preserve">Câu 1: Trình bày ngắn gọn lợi ích của BIM đối với lĩnh vực thi công? </w:t>
+      </w:r>
+    </w:p>
+    <w:p>
+      <w:pPr>
+        <w:numPr>
+          <w:ilvl w:val="0"/>
+          <w:numId w:val="6"/>
+        </w:numPr>
+      </w:pPr>
+      <w:r>
+        <w:t>Mô phỏng tiến độ thi công (4D): Trực quan hóa kế hoạch xây dựng, giúp nhà thầu lường trước các điểm nghẽn, tổ chức mặt bằng công trường hợp lý và tránh chồng chéo công việc.</w:t>
+      </w:r>
+    </w:p>
+    <w:p>
+      <w:pPr>
+        <w:numPr>
+          <w:ilvl w:val="0"/>
+          <w:numId w:val="6"/>
+        </w:numPr>
+      </w:pPr>
+      <w:r>
+        <w:t>Bóc tách khối lượng và chi phí (5D): Khối lượng vật tư (bê tông, cốt thép...) được trích xuất chính xác và tự động từ mô hình, phục vụ việc đặt hàng và quản lý tài chính hiệu quả.</w:t>
+      </w:r>
+    </w:p>
+    <w:p>
+      <w:pPr>
+        <w:numPr>
+          <w:ilvl w:val="0"/>
+          <w:numId w:val="6"/>
+        </w:numPr>
+      </w:pPr>
+      <w:r>
+        <w:lastRenderedPageBreak/>
+        <w:t>Giảm thiểu "Làm lại" (Rework): Phát hiện và xử lý sớm các xung đột thiết kế trên không gian ảo (Clash Detection), tránh việc thi công sai phải đập bỏ, tiết kiệm thời gian và vật tư.</w:t>
+      </w:r>
+    </w:p>
+    <w:p>
+      <w:pPr>
+        <w:rPr>
+          <w:b/>
+          <w:bCs/>
+        </w:rPr>
+      </w:pPr>
+      <w:r>
+        <w:rPr>
+          <w:b/>
+          <w:bCs/>
+        </w:rPr>
+        <w:t xml:space="preserve">Câu 2: Kể tên một số phần mềm có thể tạo và quản lý CDE, ưu điểm và nhược điểm của chúng? </w:t>
+      </w:r>
+    </w:p>
+    <w:p>
+      <w:pPr>
+        <w:numPr>
+          <w:ilvl w:val="0"/>
+          <w:numId w:val="7"/>
+        </w:numPr>
+      </w:pPr>
+      <w:r>
+        <w:t>Autodesk Construction Cloud (ACC) / BIM 360:</w:t>
+      </w:r>
+    </w:p>
+    <w:p>
+      <w:pPr>
+        <w:numPr>
+          <w:ilvl w:val="1"/>
+          <w:numId w:val="7"/>
+        </w:numPr>
+      </w:pPr>
+      <w:r>
+        <w:rPr>
+          <w:i/>
+          <w:iCs/>
+        </w:rPr>
+        <w:t>Ưu điểm:</w:t>
+      </w:r>
+      <w:r>
+        <w:t xml:space="preserve"> Tích hợp hoàn hảo với hệ sinh thái Autodesk (Revit, Navisworks, AutoCAD); quản lý phiên bản và quy trình phê duyệt (workflow) rất mạnh mẽ.</w:t>
+      </w:r>
+    </w:p>
+    <w:p>
+      <w:pPr>
+        <w:numPr>
+          <w:ilvl w:val="1"/>
+          <w:numId w:val="7"/>
+        </w:numPr>
+      </w:pPr>
+      <w:r>
+        <w:rPr>
+          <w:i/>
+          <w:iCs/>
+        </w:rPr>
+        <w:t>Nhược điểm:</w:t>
+      </w:r>
+      <w:r>
+        <w:t xml:space="preserve"> Chi phí bản quyền khá cao; đôi khi đòi hỏi cấu hình mạng mạnh để xử lý mượt mà.</w:t>
+      </w:r>
+    </w:p>
+    <w:p>
+      <w:pPr>
+        <w:numPr>
+          <w:ilvl w:val="0"/>
+          <w:numId w:val="7"/>
+        </w:numPr>
+      </w:pPr>
+      <w:r>
+        <w:t>Trimble Connect:</w:t>
+      </w:r>
+    </w:p>
+    <w:p>
+      <w:pPr>
+        <w:numPr>
+          <w:ilvl w:val="1"/>
+          <w:numId w:val="7"/>
+        </w:numPr>
+      </w:pPr>
+      <w:r>
+        <w:rPr>
+          <w:i/>
+          <w:iCs/>
+        </w:rPr>
+        <w:t>Ưu điểm:</w:t>
+      </w:r>
+      <w:r>
+        <w:t xml:space="preserve"> Nền tảng mở, nhẹ, tương thích tốt với nhiều định dạng (đặc biệt là IFC, Tekla); khả năng xem mô hình 3D trên thiết bị di động rất mượt mà; chi phí hợp lý.</w:t>
+      </w:r>
+    </w:p>
+    <w:p>
+      <w:pPr>
+        <w:numPr>
+          <w:ilvl w:val="1"/>
+          <w:numId w:val="7"/>
+        </w:numPr>
+      </w:pPr>
+      <w:r>
+        <w:rPr>
+          <w:i/>
+          <w:iCs/>
+        </w:rPr>
+        <w:t>Nhược điểm:</w:t>
+      </w:r>
+      <w:r>
+        <w:t xml:space="preserve"> Bộ công cụ quản lý tài liệu (document management) chưa sâu sát và chi tiết bằng ACC.</w:t>
+      </w:r>
+    </w:p>
+    <w:p>
+      <w:pPr>
+        <w:numPr>
+          <w:ilvl w:val="0"/>
+          <w:numId w:val="7"/>
+        </w:numPr>
+      </w:pPr>
+      <w:r>
+        <w:t>Dalux:</w:t>
+      </w:r>
+    </w:p>
+    <w:p>
+      <w:pPr>
+        <w:numPr>
+          <w:ilvl w:val="1"/>
+          <w:numId w:val="7"/>
+        </w:numPr>
+      </w:pPr>
+      <w:r>
+        <w:rPr>
+          <w:i/>
+          <w:iCs/>
+        </w:rPr>
+        <w:t>Ưu điểm:</w:t>
+      </w:r>
+      <w:r>
+        <w:t xml:space="preserve"> Rất mạnh về thực tế tăng cường (AR) hỗ trợ xem mô hình ngay trên công trường; giao diện thân thiện với kỹ sư thi công.</w:t>
+      </w:r>
+    </w:p>
+    <w:p>
+      <w:pPr>
+        <w:numPr>
+          <w:ilvl w:val="1"/>
+          <w:numId w:val="7"/>
+        </w:numPr>
+      </w:pPr>
+      <w:r>
+        <w:rPr>
+          <w:i/>
+          <w:iCs/>
+        </w:rPr>
+        <w:t>Nhược điểm:</w:t>
+      </w:r>
+      <w:r>
+        <w:t xml:space="preserve"> Là phần mềm tương đối mới ở một số thị trường, giá thành cao.</w:t>
+      </w:r>
+    </w:p>
+    <w:p>
+      <w:pPr>
+        <w:rPr>
+          <w:b/>
+          <w:bCs/>
+        </w:rPr>
+      </w:pPr>
+      <w:r>
+        <w:rPr>
+          <w:b/>
+          <w:bCs/>
+        </w:rPr>
+        <w:t xml:space="preserve">Câu 3: Trình bày ngắn gọn lợi ích của BIM đối với chủ đầu tư? </w:t>
+      </w:r>
+    </w:p>
+    <w:p>
+      <w:pPr>
+        <w:numPr>
+          <w:ilvl w:val="0"/>
+          <w:numId w:val="8"/>
+        </w:numPr>
+      </w:pPr>
+      <w:r>
+        <w:t>Ra quyết định nhanh chóng: Trực quan hóa công trình 3D ngay từ giai đoạn ý tưởng giúp chủ đầu tư dễ hình dung sản phẩm cuối cùng.</w:t>
+      </w:r>
+    </w:p>
+    <w:p>
+      <w:pPr>
+        <w:numPr>
+          <w:ilvl w:val="0"/>
+          <w:numId w:val="8"/>
+        </w:numPr>
+      </w:pPr>
+      <w:r>
+        <w:t>Kiểm soát tổng mức đầu tư: Bóc tách khối lượng chính xác giúp kiểm soát chặt chẽ ngân sách, hạn chế phát sinh chi phí trong quá trình thực hiện.</w:t>
+      </w:r>
+    </w:p>
+    <w:p>
+      <w:pPr>
+        <w:numPr>
+          <w:ilvl w:val="0"/>
+          <w:numId w:val="8"/>
+        </w:numPr>
+      </w:pPr>
+      <w:r>
+        <w:t>Sở hữu tài sản số: Nhận bàn giao mô hình hoàn công (As-built BIM) chứa toàn bộ dữ liệu vòng đời, phục vụ trực tiếp cho công tác quản lý và vận hành (Facility Management) sau này.</w:t>
+      </w:r>
+    </w:p>
+    <w:p>
+      <w:pPr>
+        <w:rPr>
+          <w:b/>
+          <w:bCs/>
+        </w:rPr>
+      </w:pPr>
+      <w:r>
+        <w:rPr>
+          <w:b/>
+          <w:bCs/>
+        </w:rPr>
+        <w:t xml:space="preserve">Câu 4: Trình bày ưu nhược điểm của lưu trữ thông tin cục bộ trên máy tính chủ nội bộ? </w:t>
+      </w:r>
+    </w:p>
+    <w:p>
+      <w:pPr>
+        <w:numPr>
+          <w:ilvl w:val="0"/>
+          <w:numId w:val="9"/>
+        </w:numPr>
+      </w:pPr>
+      <w:r>
+        <w:t>Ưu điểm:</w:t>
+      </w:r>
+    </w:p>
+    <w:p>
+      <w:pPr>
+        <w:numPr>
+          <w:ilvl w:val="1"/>
+          <w:numId w:val="9"/>
+        </w:numPr>
+      </w:pPr>
+      <w:r>
+        <w:t>Tốc độ truy xuất và tải mô hình cực nhanh do sử dụng mạng LAN nội bộ.</w:t>
+      </w:r>
+    </w:p>
+    <w:p>
+      <w:pPr>
+        <w:numPr>
+          <w:ilvl w:val="1"/>
+          <w:numId w:val="9"/>
+        </w:numPr>
+      </w:pPr>
+      <w:r>
+        <w:lastRenderedPageBreak/>
+        <w:t>Bảo mật cao, dữ liệu hoàn toàn do công ty kiểm soát, không phụ thuộc vào đường truyền internet bên ngoài.</w:t>
+      </w:r>
+    </w:p>
+    <w:p>
+      <w:pPr>
+        <w:numPr>
+          <w:ilvl w:val="1"/>
+          <w:numId w:val="9"/>
+        </w:numPr>
+      </w:pPr>
+      <w:r>
+        <w:t>Không tốn chi phí thuê bao (subscription) hàng năm cho dịch vụ Cloud.</w:t>
+      </w:r>
+    </w:p>
+    <w:p>
+      <w:pPr>
+        <w:numPr>
+          <w:ilvl w:val="0"/>
+          <w:numId w:val="9"/>
+        </w:numPr>
+      </w:pPr>
+      <w:r>
+        <w:t>Nhược điểm:</w:t>
+      </w:r>
+    </w:p>
+    <w:p>
+      <w:pPr>
+        <w:numPr>
+          <w:ilvl w:val="1"/>
+          <w:numId w:val="9"/>
+        </w:numPr>
+      </w:pPr>
+      <w:r>
+        <w:t>Khó khăn lớn trong việc phối hợp nhóm (collaboration) nếu có nhân sự làm việc từ xa hoặc phải chia sẻ dữ liệu cho nhiều đơn vị khác (nhà thầu, tư vấn).</w:t>
+      </w:r>
+    </w:p>
+    <w:p>
+      <w:pPr>
+        <w:numPr>
+          <w:ilvl w:val="1"/>
+          <w:numId w:val="9"/>
+        </w:numPr>
+      </w:pPr>
+      <w:r>
+        <w:t>Rủi ro mất trắng dữ liệu nếu xảy ra sự cố phần cứng, cháy nổ, hoặc virus mã hóa máy chủ.</w:t>
+      </w:r>
+    </w:p>
+    <w:p>
+      <w:pPr>
+        <w:numPr>
+          <w:ilvl w:val="1"/>
+          <w:numId w:val="9"/>
+        </w:numPr>
+      </w:pPr>
+      <w:r>
+        <w:t>Tốn chi phí mua sắm máy chủ ban đầu và chi phí cho nhân sự IT bảo trì.</w:t>
+      </w:r>
+    </w:p>
+    <w:p>
+      <w:pPr>
+        <w:rPr>
+          <w:b/>
+          <w:bCs/>
+        </w:rPr>
+      </w:pPr>
+      <w:r>
+        <w:rPr>
+          <w:b/>
+          <w:bCs/>
+        </w:rPr>
+        <w:t xml:space="preserve">Câu 5: Trình bày ngắn gọn lợi ích của BIM đối với đơn vị quản lý dự án? </w:t>
+      </w:r>
+    </w:p>
+    <w:p>
+      <w:pPr>
+        <w:numPr>
+          <w:ilvl w:val="0"/>
+          <w:numId w:val="10"/>
+        </w:numPr>
+      </w:pPr>
+      <w:r>
+        <w:t>Môi trường cộng tác duy nhất: Qua CDE, ban QLDA dễ dàng kiểm soát luồng thông tin, đảm bảo tất cả các bên tham gia (thiết kế, thi công, chủ đầu tư) đều đang dùng phiên bản mới nhất.</w:t>
+      </w:r>
+    </w:p>
+    <w:p>
+      <w:pPr>
+        <w:numPr>
+          <w:ilvl w:val="0"/>
+          <w:numId w:val="10"/>
+        </w:numPr>
+      </w:pPr>
+      <w:r>
+        <w:t>Kiểm soát rủi ro: Dễ dàng kiểm tra thiết kế, nắm bắt các lỗi va chạm từ sớm để đưa ra hướng xử lý trước khi ra công trường.</w:t>
+      </w:r>
+    </w:p>
+    <w:p>
+      <w:pPr>
+        <w:numPr>
+          <w:ilvl w:val="0"/>
+          <w:numId w:val="10"/>
+        </w:numPr>
+      </w:pPr>
+      <w:r>
+        <w:t>Giám sát thực tế minh bạch: Theo dõi được tiến độ thực tế so với kế hoạch (4D) và kiểm soát quá trình giải ngân (5D) một cách rõ ràng.</w:t>
+      </w:r>
+    </w:p>
+    <w:p>
+      <w:pPr>
+        <w:rPr>
+          <w:b/>
+          <w:bCs/>
+        </w:rPr>
+      </w:pPr>
+      <w:r>
+        <w:rPr>
+          <w:b/>
+          <w:bCs/>
+        </w:rPr>
+        <w:t xml:space="preserve">Câu 6: Trình bày ưu nhược điểm của lưu trữ thông tin tập trung trên điện toán đám mây CDE? </w:t>
+      </w:r>
+    </w:p>
+    <w:p>
+      <w:pPr>
+        <w:numPr>
+          <w:ilvl w:val="0"/>
+          <w:numId w:val="11"/>
+        </w:numPr>
+      </w:pPr>
+      <w:r>
+        <w:t>Ưu điểm:</w:t>
+      </w:r>
+    </w:p>
+    <w:p>
+      <w:pPr>
+        <w:numPr>
+          <w:ilvl w:val="1"/>
+          <w:numId w:val="11"/>
+        </w:numPr>
+      </w:pPr>
+      <w:r>
+        <w:t>Truy cập dữ liệu ở mọi nơi, mọi lúc, trên mọi thiết bị (laptop, điện thoại, tablet) chỉ cần có internet.</w:t>
+      </w:r>
+    </w:p>
+    <w:p>
+      <w:pPr>
+        <w:numPr>
+          <w:ilvl w:val="1"/>
+          <w:numId w:val="11"/>
+        </w:numPr>
+      </w:pPr>
+      <w:r>
+        <w:t>Phối hợp và cập nhật thông tin theo thời gian thực (real-time), tối ưu cho dự án có nhiều đơn vị ở các vị trí địa lý khác nhau.</w:t>
+      </w:r>
+    </w:p>
+    <w:p>
+      <w:pPr>
+        <w:numPr>
+          <w:ilvl w:val="1"/>
+          <w:numId w:val="11"/>
+        </w:numPr>
+      </w:pPr>
+      <w:r>
+        <w:t>Độ an toàn dữ liệu cao do được sao lưu tự động trên các máy chủ lớn (Amazon, Microsoft).</w:t>
+      </w:r>
+    </w:p>
+    <w:p>
+      <w:pPr>
+        <w:numPr>
+          <w:ilvl w:val="0"/>
+          <w:numId w:val="11"/>
+        </w:numPr>
+      </w:pPr>
+      <w:r>
+        <w:t>Nhược điểm:</w:t>
+      </w:r>
+    </w:p>
+    <w:p>
+      <w:pPr>
+        <w:numPr>
+          <w:ilvl w:val="1"/>
+          <w:numId w:val="11"/>
+        </w:numPr>
+      </w:pPr>
+      <w:r>
+        <w:t>Phụ thuộc hoàn toàn vào tốc độ đường truyền mạng internet; mạng yếu sẽ gây ức chế khi tải mô hình nặng.</w:t>
+      </w:r>
+    </w:p>
+    <w:p>
+      <w:pPr>
+        <w:numPr>
+          <w:ilvl w:val="1"/>
+          <w:numId w:val="11"/>
+        </w:numPr>
+      </w:pPr>
+      <w:r>
+        <w:t>Phát sinh chi phí duy trì tài khoản (thuê bao) đều đặn cho hãng phần mềm.</w:t>
+      </w:r>
+    </w:p>
+    <w:p>
+      <w:pPr>
+        <w:rPr>
+          <w:b/>
+          <w:bCs/>
+        </w:rPr>
+      </w:pPr>
+      <w:r>
+        <w:rPr>
+          <w:b/>
+          <w:bCs/>
+        </w:rPr>
+        <w:t xml:space="preserve">Câu 7: Trình bày ngắn gọn lợi ích của BIM đối với đơn vị vận hành công trình? </w:t>
+      </w:r>
+    </w:p>
+    <w:p>
+      <w:pPr>
+        <w:numPr>
+          <w:ilvl w:val="0"/>
+          <w:numId w:val="12"/>
+        </w:numPr>
+      </w:pPr>
+      <w:r>
+        <w:lastRenderedPageBreak/>
+        <w:t>Tra cứu thông tin tức thì: Mọi dữ liệu như ngày lắp đặt, hãng sản xuất, thời hạn bảo hành của thiết bị đều nằm trong mô hình 3D, loại bỏ việc tìm kiếm hồ sơ giấy.</w:t>
+      </w:r>
+    </w:p>
+    <w:p>
+      <w:pPr>
+        <w:numPr>
+          <w:ilvl w:val="0"/>
+          <w:numId w:val="12"/>
+        </w:numPr>
+      </w:pPr>
+      <w:r>
+        <w:t>Quản lý bảo trì chủ động: Hỗ trợ lên lịch bảo trì định kỳ, trực quan hóa vị trí cần sửa chữa trong không gian ảo trước khi kỹ thuật viên đến hiện trường.</w:t>
+      </w:r>
+    </w:p>
+    <w:p>
+      <w:pPr>
+        <w:numPr>
+          <w:ilvl w:val="0"/>
+          <w:numId w:val="12"/>
+        </w:numPr>
+      </w:pPr>
+      <w:r>
+        <w:t>Tối ưu năng lượng: Hỗ trợ phân tích mức độ tiêu thụ điện/nước, từ đó đưa ra phương án vận hành tiết kiệm.</w:t>
+      </w:r>
+    </w:p>
+    <w:p>
+      <w:pPr>
+        <w:rPr>
+          <w:b/>
+          <w:bCs/>
+        </w:rPr>
+      </w:pPr>
+      <w:r>
+        <w:rPr>
+          <w:b/>
+          <w:bCs/>
+        </w:rPr>
+        <w:t xml:space="preserve">Câu 8: Trình bày các loại thông tin trong mô hình BIM? </w:t>
+      </w:r>
+    </w:p>
+    <w:p>
+      <w:r>
+        <w:t>Mô hình BIM chứa 2 loại thông tin chính:</w:t>
+      </w:r>
+    </w:p>
+    <w:p>
+      <w:pPr>
+        <w:numPr>
+          <w:ilvl w:val="0"/>
+          <w:numId w:val="13"/>
+        </w:numPr>
+      </w:pPr>
+      <w:r>
+        <w:t>Thông tin hình học (Geometric Information): Kích thước (dài, rộng, cao), hình khối, tọa độ không gian 3D, sự liên kết vật lý giữa các cấu kiện (ví dụ: cột nối với dầm).</w:t>
+      </w:r>
+    </w:p>
+    <w:p>
+      <w:pPr>
+        <w:numPr>
+          <w:ilvl w:val="0"/>
+          <w:numId w:val="13"/>
+        </w:numPr>
+      </w:pPr>
+      <w:r>
+        <w:t>Thông tin phi hình học (Non-geometric / Semantic Information): Là các dữ liệu "phần mềm", bao gồm thông số kỹ thuật, vật liệu, mã hiệu, nhà sản xuất, giá thành, tuổi thọ vật liệu, yêu cầu bảo trì, thông tin định vị theo thời gian thi công.</w:t>
+      </w:r>
+    </w:p>
+    <w:p>
+      <w:pPr>
+        <w:rPr>
+          <w:b/>
+          <w:bCs/>
+        </w:rPr>
+      </w:pPr>
+      <w:r>
+        <w:rPr>
+          <w:b/>
+          <w:bCs/>
+        </w:rPr>
+        <w:t xml:space="preserve">Câu 9: Trình bày ngắn gọn lợi ích của BIM đối với đơn vị quản lý nhà nước? </w:t>
+      </w:r>
+    </w:p>
+    <w:p>
+      <w:pPr>
+        <w:numPr>
+          <w:ilvl w:val="0"/>
+          <w:numId w:val="14"/>
+        </w:numPr>
+      </w:pPr>
+      <w:r>
+        <w:t>Thẩm định nhanh chóng: Đánh giá phương án kiến trúc, quy mô và hồ sơ thiết kế nhanh chóng, trực quan và chính xác hơn so với việc đọc hàng trăm bản vẽ 2D.</w:t>
+      </w:r>
+    </w:p>
+    <w:p>
+      <w:pPr>
+        <w:numPr>
+          <w:ilvl w:val="0"/>
+          <w:numId w:val="14"/>
+        </w:numPr>
+      </w:pPr>
+      <w:r>
+        <w:t>Kiểm tra tuân thủ: Dễ dàng kiểm tra các quy chuẩn kỹ thuật (ví dụ: hệ số sử dụng đất, khoảng lùi, chỉ giới xây dựng, an toàn PCCC).</w:t>
+      </w:r>
+    </w:p>
+    <w:p>
+      <w:pPr>
+        <w:numPr>
+          <w:ilvl w:val="0"/>
+          <w:numId w:val="14"/>
+        </w:numPr>
+      </w:pPr>
+      <w:r>
+        <w:t>Tích hợp đô thị thông minh (Smart City / GIS): Mô hình BIM của từng công trình là nguồn dữ liệu quan trọng để đưa vào bản đồ số (GIS), hỗ trợ quy hoạch hạ tầng đô thị tổng thể.</w:t>
+      </w:r>
+    </w:p>
+    <w:p>
+      <w:pPr>
+        <w:rPr>
+          <w:b/>
+          <w:bCs/>
+        </w:rPr>
+      </w:pPr>
+      <w:r>
+        <w:rPr>
+          <w:b/>
+          <w:bCs/>
+        </w:rPr>
+        <w:t xml:space="preserve">Câu 10: BIM đã có những tác động như thế nào đến các giai đoạn trong vòng đời của một công trình? </w:t>
+      </w:r>
+    </w:p>
+    <w:p>
+      <w:pPr>
+        <w:numPr>
+          <w:ilvl w:val="0"/>
+          <w:numId w:val="15"/>
+        </w:numPr>
+      </w:pPr>
+      <w:r>
+        <w:t>Giai đoạn chuẩn bị &amp; Thiết kế: Thay đổi tư duy từ vẽ đường nét (CAD) sang dựng mô hình đối tượng (BIM). Cải thiện tính chính xác, phân tích được năng lượng, ánh sáng ngay từ đầu.</w:t>
+      </w:r>
+    </w:p>
+    <w:p>
+      <w:pPr>
+        <w:numPr>
+          <w:ilvl w:val="0"/>
+          <w:numId w:val="15"/>
+        </w:numPr>
+      </w:pPr>
+      <w:r>
+        <w:t>Giai đoạn Thi công: Nâng cấp công tác quản lý tiến độ, chi phí và an toàn lao động thông qua mô phỏng. Trực quan hóa biện pháp thi công.</w:t>
+      </w:r>
+    </w:p>
+    <w:p>
+      <w:pPr>
+        <w:numPr>
+          <w:ilvl w:val="0"/>
+          <w:numId w:val="15"/>
+        </w:numPr>
+      </w:pPr>
+      <w:r>
+        <w:t>Giai đoạn Vận hành &amp; Nâng cấp: Thay thế hoàn toàn hồ sơ bản cứng bằng hồ sơ số (BIM 6D/7D). Việc cải tạo, mở rộng hay bảo trì dựa vào mô hình "as-built" sẽ không sợ đụng phải hệ thống ngầm.</w:t>
+      </w:r>
+    </w:p>
+    <w:p>
+      <w:pPr>
+        <w:numPr>
+          <w:ilvl w:val="0"/>
+          <w:numId w:val="15"/>
+        </w:numPr>
+      </w:pPr>
+      <w:r>
+        <w:lastRenderedPageBreak/>
+        <w:t>Giai đoạn Phá dỡ: Tính toán chính xác khối lượng phế thải, tối ưu hóa vật liệu có thể tái chế.</w:t>
+      </w:r>
+    </w:p>
+    <w:p>
+      <w:pPr>
+        <w:rPr>
+          <w:b/>
+          <w:bCs/>
+        </w:rPr>
+      </w:pPr>
+      <w:r>
+        <w:rPr>
+          <w:b/>
+          <w:bCs/>
+        </w:rPr>
+        <w:t xml:space="preserve">Câu 11: Trình bày phương pháp mô hình hóa Bottom Up để mô hình hóa BIM? </w:t>
+      </w:r>
+    </w:p>
+    <w:p>
+      <w:pPr>
+        <w:numPr>
+          <w:ilvl w:val="0"/>
+          <w:numId w:val="16"/>
+        </w:numPr>
+      </w:pPr>
+      <w:r>
+        <w:t>Phương pháp Bottom-Up (Từ dưới lên): Là cách tiếp cận xây dựng mô hình đi từ các chi tiết cơ bản nhất. Kỹ sư sẽ thiết lập và dựng các cấu kiện riêng lẻ (cột, dầm, tường, cửa sổ - các family/components) trước. Sau đó, lắp ghép các cấu kiện này lại với nhau để tạo thành các cụm lớn hơn (phòng, tầng), và cuối cùng hợp nhất lại thành toàn bộ công trình.</w:t>
+      </w:r>
+    </w:p>
+    <w:p>
+      <w:pPr>
+        <w:numPr>
+          <w:ilvl w:val="0"/>
+          <w:numId w:val="16"/>
+        </w:numPr>
+      </w:pPr>
+      <w:r>
+        <w:t>Đặc điểm: Phương pháp này đòi hỏi phải có thư viện cấu kiện chuẩn xác từ ban đầu. Thích hợp cho giai đoạn triển khai chi tiết (LOD cao) khi kích thước, vật liệu đã được chốt.</w:t>
+      </w:r>
+    </w:p>
+    <w:p>
+      <w:pPr>
+        <w:rPr>
+          <w:b/>
+          <w:bCs/>
+        </w:rPr>
+      </w:pPr>
+      <w:r>
+        <w:rPr>
+          <w:b/>
+          <w:bCs/>
+        </w:rPr>
+        <w:t xml:space="preserve">Câu 12: Có thể ứng dụng khả năng tính toán hiệu suất năng lượng của BIM vào những công trình như thế nào? </w:t>
+      </w:r>
+    </w:p>
+    <w:p>
+      <w:r>
+        <w:t>Khả năng phân tích năng lượng (BIM 6D) đặc biệt hiệu quả và cần thiết cho:</w:t>
+      </w:r>
+    </w:p>
+    <w:p>
+      <w:pPr>
+        <w:numPr>
+          <w:ilvl w:val="0"/>
+          <w:numId w:val="17"/>
+        </w:numPr>
+      </w:pPr>
+      <w:r>
+        <w:t>Công trình Xanh (Green Buildings): Các dự án đang theo đuổi chứng chỉ xanh như LEED (Mỹ), LOTUS (Việt Nam) cần chứng minh hiệu quả giảm thải carbon và tiết kiệm điện/nước.</w:t>
+      </w:r>
+    </w:p>
+    <w:p>
+      <w:pPr>
+        <w:numPr>
+          <w:ilvl w:val="0"/>
+          <w:numId w:val="17"/>
+        </w:numPr>
+      </w:pPr>
+      <w:r>
+        <w:t>Tòa nhà cao tầng / Tháp văn phòng: Nơi có diện tích vỏ bao che (vách kính) lớn, cần phân tích bức xạ mặt trời để thiết kế hệ thống điều hòa (HVAC) tối ưu.</w:t>
+      </w:r>
+    </w:p>
+    <w:p>
+      <w:pPr>
+        <w:numPr>
+          <w:ilvl w:val="0"/>
+          <w:numId w:val="17"/>
+        </w:numPr>
+      </w:pPr>
+      <w:r>
+        <w:t>Công trình có yêu cầu kỹ thuật đặc biệt: Bệnh viện, trung tâm dữ liệu (Data Center), nhà máy công nghệ cao – những nơi có mức độ tiêu thụ năng lượng khổng lồ và cần môi trường nhiệt độ, độ ẩm khắt khe.</w:t>
       </w:r>
     </w:p>
     <w:p/>
@@ -527,6 +1339,155 @@
     </w:lvl>
   </w:abstractNum>
   <w:abstractNum w:abstractNumId="1" w15:restartNumberingAfterBreak="0">
+    <w:nsid w:val="0DDA134E"/>
+    <w:multiLevelType w:val="multilevel"/>
+    <w:tmpl w:val="922C19BA"/>
+    <w:lvl w:ilvl="0">
+      <w:start w:val="1"/>
+      <w:numFmt w:val="bullet"/>
+      <w:lvlText w:val=""/>
+      <w:lvlJc w:val="left"/>
+      <w:pPr>
+        <w:tabs>
+          <w:tab w:val="num" w:pos="720"/>
+        </w:tabs>
+        <w:ind w:left="720" w:hanging="360"/>
+      </w:pPr>
+      <w:rPr>
+        <w:rFonts w:ascii="Symbol" w:hAnsi="Symbol" w:hint="default"/>
+        <w:sz w:val="20"/>
+      </w:rPr>
+    </w:lvl>
+    <w:lvl w:ilvl="1">
+      <w:start w:val="1"/>
+      <w:numFmt w:val="bullet"/>
+      <w:lvlText w:val="o"/>
+      <w:lvlJc w:val="left"/>
+      <w:pPr>
+        <w:tabs>
+          <w:tab w:val="num" w:pos="1440"/>
+        </w:tabs>
+        <w:ind w:left="1440" w:hanging="360"/>
+      </w:pPr>
+      <w:rPr>
+        <w:rFonts w:ascii="Courier New" w:hAnsi="Courier New" w:hint="default"/>
+        <w:sz w:val="20"/>
+      </w:rPr>
+    </w:lvl>
+    <w:lvl w:ilvl="2" w:tentative="1">
+      <w:start w:val="1"/>
+      <w:numFmt w:val="bullet"/>
+      <w:lvlText w:val=""/>
+      <w:lvlJc w:val="left"/>
+      <w:pPr>
+        <w:tabs>
+          <w:tab w:val="num" w:pos="2160"/>
+        </w:tabs>
+        <w:ind w:left="2160" w:hanging="360"/>
+      </w:pPr>
+      <w:rPr>
+        <w:rFonts w:ascii="Wingdings" w:hAnsi="Wingdings" w:hint="default"/>
+        <w:sz w:val="20"/>
+      </w:rPr>
+    </w:lvl>
+    <w:lvl w:ilvl="3" w:tentative="1">
+      <w:start w:val="1"/>
+      <w:numFmt w:val="bullet"/>
+      <w:lvlText w:val=""/>
+      <w:lvlJc w:val="left"/>
+      <w:pPr>
+        <w:tabs>
+          <w:tab w:val="num" w:pos="2880"/>
+        </w:tabs>
+        <w:ind w:left="2880" w:hanging="360"/>
+      </w:pPr>
+      <w:rPr>
+        <w:rFonts w:ascii="Wingdings" w:hAnsi="Wingdings" w:hint="default"/>
+        <w:sz w:val="20"/>
+      </w:rPr>
+    </w:lvl>
+    <w:lvl w:ilvl="4" w:tentative="1">
+      <w:start w:val="1"/>
+      <w:numFmt w:val="bullet"/>
+      <w:lvlText w:val=""/>
+      <w:lvlJc w:val="left"/>
+      <w:pPr>
+        <w:tabs>
+          <w:tab w:val="num" w:pos="3600"/>
+        </w:tabs>
+        <w:ind w:left="3600" w:hanging="360"/>
+      </w:pPr>
+      <w:rPr>
+        <w:rFonts w:ascii="Wingdings" w:hAnsi="Wingdings" w:hint="default"/>
+        <w:sz w:val="20"/>
+      </w:rPr>
+    </w:lvl>
+    <w:lvl w:ilvl="5" w:tentative="1">
+      <w:start w:val="1"/>
+      <w:numFmt w:val="bullet"/>
+      <w:lvlText w:val=""/>
+      <w:lvlJc w:val="left"/>
+      <w:pPr>
+        <w:tabs>
+          <w:tab w:val="num" w:pos="4320"/>
+        </w:tabs>
+        <w:ind w:left="4320" w:hanging="360"/>
+      </w:pPr>
+      <w:rPr>
+        <w:rFonts w:ascii="Wingdings" w:hAnsi="Wingdings" w:hint="default"/>
+        <w:sz w:val="20"/>
+      </w:rPr>
+    </w:lvl>
+    <w:lvl w:ilvl="6" w:tentative="1">
+      <w:start w:val="1"/>
+      <w:numFmt w:val="bullet"/>
+      <w:lvlText w:val=""/>
+      <w:lvlJc w:val="left"/>
+      <w:pPr>
+        <w:tabs>
+          <w:tab w:val="num" w:pos="5040"/>
+        </w:tabs>
+        <w:ind w:left="5040" w:hanging="360"/>
+      </w:pPr>
+      <w:rPr>
+        <w:rFonts w:ascii="Wingdings" w:hAnsi="Wingdings" w:hint="default"/>
+        <w:sz w:val="20"/>
+      </w:rPr>
+    </w:lvl>
+    <w:lvl w:ilvl="7" w:tentative="1">
+      <w:start w:val="1"/>
+      <w:numFmt w:val="bullet"/>
+      <w:lvlText w:val=""/>
+      <w:lvlJc w:val="left"/>
+      <w:pPr>
+        <w:tabs>
+          <w:tab w:val="num" w:pos="5760"/>
+        </w:tabs>
+        <w:ind w:left="5760" w:hanging="360"/>
+      </w:pPr>
+      <w:rPr>
+        <w:rFonts w:ascii="Wingdings" w:hAnsi="Wingdings" w:hint="default"/>
+        <w:sz w:val="20"/>
+      </w:rPr>
+    </w:lvl>
+    <w:lvl w:ilvl="8" w:tentative="1">
+      <w:start w:val="1"/>
+      <w:numFmt w:val="bullet"/>
+      <w:lvlText w:val=""/>
+      <w:lvlJc w:val="left"/>
+      <w:pPr>
+        <w:tabs>
+          <w:tab w:val="num" w:pos="6480"/>
+        </w:tabs>
+        <w:ind w:left="6480" w:hanging="360"/>
+      </w:pPr>
+      <w:rPr>
+        <w:rFonts w:ascii="Wingdings" w:hAnsi="Wingdings" w:hint="default"/>
+        <w:sz w:val="20"/>
+      </w:rPr>
+    </w:lvl>
+  </w:abstractNum>
+  <w:abstractNum w:abstractNumId="2" w15:restartNumberingAfterBreak="0">
     <w:nsid w:val="0FD93459"/>
     <w:multiLevelType w:val="multilevel"/>
     <w:tmpl w:val="DA0A439A"/>
@@ -675,7 +1636,305 @@
       </w:rPr>
     </w:lvl>
   </w:abstractNum>
-  <w:abstractNum w:abstractNumId="2" w15:restartNumberingAfterBreak="0">
+  <w:abstractNum w:abstractNumId="3" w15:restartNumberingAfterBreak="0">
+    <w:nsid w:val="12E45E89"/>
+    <w:multiLevelType w:val="multilevel"/>
+    <w:tmpl w:val="F174B6D8"/>
+    <w:lvl w:ilvl="0">
+      <w:start w:val="1"/>
+      <w:numFmt w:val="bullet"/>
+      <w:lvlText w:val=""/>
+      <w:lvlJc w:val="left"/>
+      <w:pPr>
+        <w:tabs>
+          <w:tab w:val="num" w:pos="720"/>
+        </w:tabs>
+        <w:ind w:left="720" w:hanging="360"/>
+      </w:pPr>
+      <w:rPr>
+        <w:rFonts w:ascii="Symbol" w:hAnsi="Symbol" w:hint="default"/>
+        <w:sz w:val="20"/>
+      </w:rPr>
+    </w:lvl>
+    <w:lvl w:ilvl="1" w:tentative="1">
+      <w:start w:val="1"/>
+      <w:numFmt w:val="bullet"/>
+      <w:lvlText w:val="o"/>
+      <w:lvlJc w:val="left"/>
+      <w:pPr>
+        <w:tabs>
+          <w:tab w:val="num" w:pos="1440"/>
+        </w:tabs>
+        <w:ind w:left="1440" w:hanging="360"/>
+      </w:pPr>
+      <w:rPr>
+        <w:rFonts w:ascii="Courier New" w:hAnsi="Courier New" w:hint="default"/>
+        <w:sz w:val="20"/>
+      </w:rPr>
+    </w:lvl>
+    <w:lvl w:ilvl="2" w:tentative="1">
+      <w:start w:val="1"/>
+      <w:numFmt w:val="bullet"/>
+      <w:lvlText w:val=""/>
+      <w:lvlJc w:val="left"/>
+      <w:pPr>
+        <w:tabs>
+          <w:tab w:val="num" w:pos="2160"/>
+        </w:tabs>
+        <w:ind w:left="2160" w:hanging="360"/>
+      </w:pPr>
+      <w:rPr>
+        <w:rFonts w:ascii="Wingdings" w:hAnsi="Wingdings" w:hint="default"/>
+        <w:sz w:val="20"/>
+      </w:rPr>
+    </w:lvl>
+    <w:lvl w:ilvl="3" w:tentative="1">
+      <w:start w:val="1"/>
+      <w:numFmt w:val="bullet"/>
+      <w:lvlText w:val=""/>
+      <w:lvlJc w:val="left"/>
+      <w:pPr>
+        <w:tabs>
+          <w:tab w:val="num" w:pos="2880"/>
+        </w:tabs>
+        <w:ind w:left="2880" w:hanging="360"/>
+      </w:pPr>
+      <w:rPr>
+        <w:rFonts w:ascii="Wingdings" w:hAnsi="Wingdings" w:hint="default"/>
+        <w:sz w:val="20"/>
+      </w:rPr>
+    </w:lvl>
+    <w:lvl w:ilvl="4" w:tentative="1">
+      <w:start w:val="1"/>
+      <w:numFmt w:val="bullet"/>
+      <w:lvlText w:val=""/>
+      <w:lvlJc w:val="left"/>
+      <w:pPr>
+        <w:tabs>
+          <w:tab w:val="num" w:pos="3600"/>
+        </w:tabs>
+        <w:ind w:left="3600" w:hanging="360"/>
+      </w:pPr>
+      <w:rPr>
+        <w:rFonts w:ascii="Wingdings" w:hAnsi="Wingdings" w:hint="default"/>
+        <w:sz w:val="20"/>
+      </w:rPr>
+    </w:lvl>
+    <w:lvl w:ilvl="5" w:tentative="1">
+      <w:start w:val="1"/>
+      <w:numFmt w:val="bullet"/>
+      <w:lvlText w:val=""/>
+      <w:lvlJc w:val="left"/>
+      <w:pPr>
+        <w:tabs>
+          <w:tab w:val="num" w:pos="4320"/>
+        </w:tabs>
+        <w:ind w:left="4320" w:hanging="360"/>
+      </w:pPr>
+      <w:rPr>
+        <w:rFonts w:ascii="Wingdings" w:hAnsi="Wingdings" w:hint="default"/>
+        <w:sz w:val="20"/>
+      </w:rPr>
+    </w:lvl>
+    <w:lvl w:ilvl="6" w:tentative="1">
+      <w:start w:val="1"/>
+      <w:numFmt w:val="bullet"/>
+      <w:lvlText w:val=""/>
+      <w:lvlJc w:val="left"/>
+      <w:pPr>
+        <w:tabs>
+          <w:tab w:val="num" w:pos="5040"/>
+        </w:tabs>
+        <w:ind w:left="5040" w:hanging="360"/>
+      </w:pPr>
+      <w:rPr>
+        <w:rFonts w:ascii="Wingdings" w:hAnsi="Wingdings" w:hint="default"/>
+        <w:sz w:val="20"/>
+      </w:rPr>
+    </w:lvl>
+    <w:lvl w:ilvl="7" w:tentative="1">
+      <w:start w:val="1"/>
+      <w:numFmt w:val="bullet"/>
+      <w:lvlText w:val=""/>
+      <w:lvlJc w:val="left"/>
+      <w:pPr>
+        <w:tabs>
+          <w:tab w:val="num" w:pos="5760"/>
+        </w:tabs>
+        <w:ind w:left="5760" w:hanging="360"/>
+      </w:pPr>
+      <w:rPr>
+        <w:rFonts w:ascii="Wingdings" w:hAnsi="Wingdings" w:hint="default"/>
+        <w:sz w:val="20"/>
+      </w:rPr>
+    </w:lvl>
+    <w:lvl w:ilvl="8" w:tentative="1">
+      <w:start w:val="1"/>
+      <w:numFmt w:val="bullet"/>
+      <w:lvlText w:val=""/>
+      <w:lvlJc w:val="left"/>
+      <w:pPr>
+        <w:tabs>
+          <w:tab w:val="num" w:pos="6480"/>
+        </w:tabs>
+        <w:ind w:left="6480" w:hanging="360"/>
+      </w:pPr>
+      <w:rPr>
+        <w:rFonts w:ascii="Wingdings" w:hAnsi="Wingdings" w:hint="default"/>
+        <w:sz w:val="20"/>
+      </w:rPr>
+    </w:lvl>
+  </w:abstractNum>
+  <w:abstractNum w:abstractNumId="4" w15:restartNumberingAfterBreak="0">
+    <w:nsid w:val="2C7F3E71"/>
+    <w:multiLevelType w:val="multilevel"/>
+    <w:tmpl w:val="8D3A9112"/>
+    <w:lvl w:ilvl="0">
+      <w:start w:val="1"/>
+      <w:numFmt w:val="bullet"/>
+      <w:lvlText w:val=""/>
+      <w:lvlJc w:val="left"/>
+      <w:pPr>
+        <w:tabs>
+          <w:tab w:val="num" w:pos="720"/>
+        </w:tabs>
+        <w:ind w:left="720" w:hanging="360"/>
+      </w:pPr>
+      <w:rPr>
+        <w:rFonts w:ascii="Symbol" w:hAnsi="Symbol" w:hint="default"/>
+        <w:sz w:val="20"/>
+      </w:rPr>
+    </w:lvl>
+    <w:lvl w:ilvl="1">
+      <w:start w:val="1"/>
+      <w:numFmt w:val="bullet"/>
+      <w:lvlText w:val="o"/>
+      <w:lvlJc w:val="left"/>
+      <w:pPr>
+        <w:tabs>
+          <w:tab w:val="num" w:pos="1440"/>
+        </w:tabs>
+        <w:ind w:left="1440" w:hanging="360"/>
+      </w:pPr>
+      <w:rPr>
+        <w:rFonts w:ascii="Courier New" w:hAnsi="Courier New" w:hint="default"/>
+        <w:sz w:val="20"/>
+      </w:rPr>
+    </w:lvl>
+    <w:lvl w:ilvl="2" w:tentative="1">
+      <w:start w:val="1"/>
+      <w:numFmt w:val="bullet"/>
+      <w:lvlText w:val=""/>
+      <w:lvlJc w:val="left"/>
+      <w:pPr>
+        <w:tabs>
+          <w:tab w:val="num" w:pos="2160"/>
+        </w:tabs>
+        <w:ind w:left="2160" w:hanging="360"/>
+      </w:pPr>
+      <w:rPr>
+        <w:rFonts w:ascii="Wingdings" w:hAnsi="Wingdings" w:hint="default"/>
+        <w:sz w:val="20"/>
+      </w:rPr>
+    </w:lvl>
+    <w:lvl w:ilvl="3" w:tentative="1">
+      <w:start w:val="1"/>
+      <w:numFmt w:val="bullet"/>
+      <w:lvlText w:val=""/>
+      <w:lvlJc w:val="left"/>
+      <w:pPr>
+        <w:tabs>
+          <w:tab w:val="num" w:pos="2880"/>
+        </w:tabs>
+        <w:ind w:left="2880" w:hanging="360"/>
+      </w:pPr>
+      <w:rPr>
+        <w:rFonts w:ascii="Wingdings" w:hAnsi="Wingdings" w:hint="default"/>
+        <w:sz w:val="20"/>
+      </w:rPr>
+    </w:lvl>
+    <w:lvl w:ilvl="4" w:tentative="1">
+      <w:start w:val="1"/>
+      <w:numFmt w:val="bullet"/>
+      <w:lvlText w:val=""/>
+      <w:lvlJc w:val="left"/>
+      <w:pPr>
+        <w:tabs>
+          <w:tab w:val="num" w:pos="3600"/>
+        </w:tabs>
+        <w:ind w:left="3600" w:hanging="360"/>
+      </w:pPr>
+      <w:rPr>
+        <w:rFonts w:ascii="Wingdings" w:hAnsi="Wingdings" w:hint="default"/>
+        <w:sz w:val="20"/>
+      </w:rPr>
+    </w:lvl>
+    <w:lvl w:ilvl="5" w:tentative="1">
+      <w:start w:val="1"/>
+      <w:numFmt w:val="bullet"/>
+      <w:lvlText w:val=""/>
+      <w:lvlJc w:val="left"/>
+      <w:pPr>
+        <w:tabs>
+          <w:tab w:val="num" w:pos="4320"/>
+        </w:tabs>
+        <w:ind w:left="4320" w:hanging="360"/>
+      </w:pPr>
+      <w:rPr>
+        <w:rFonts w:ascii="Wingdings" w:hAnsi="Wingdings" w:hint="default"/>
+        <w:sz w:val="20"/>
+      </w:rPr>
+    </w:lvl>
+    <w:lvl w:ilvl="6" w:tentative="1">
+      <w:start w:val="1"/>
+      <w:numFmt w:val="bullet"/>
+      <w:lvlText w:val=""/>
+      <w:lvlJc w:val="left"/>
+      <w:pPr>
+        <w:tabs>
+          <w:tab w:val="num" w:pos="5040"/>
+        </w:tabs>
+        <w:ind w:left="5040" w:hanging="360"/>
+      </w:pPr>
+      <w:rPr>
+        <w:rFonts w:ascii="Wingdings" w:hAnsi="Wingdings" w:hint="default"/>
+        <w:sz w:val="20"/>
+      </w:rPr>
+    </w:lvl>
+    <w:lvl w:ilvl="7" w:tentative="1">
+      <w:start w:val="1"/>
+      <w:numFmt w:val="bullet"/>
+      <w:lvlText w:val=""/>
+      <w:lvlJc w:val="left"/>
+      <w:pPr>
+        <w:tabs>
+          <w:tab w:val="num" w:pos="5760"/>
+        </w:tabs>
+        <w:ind w:left="5760" w:hanging="360"/>
+      </w:pPr>
+      <w:rPr>
+        <w:rFonts w:ascii="Wingdings" w:hAnsi="Wingdings" w:hint="default"/>
+        <w:sz w:val="20"/>
+      </w:rPr>
+    </w:lvl>
+    <w:lvl w:ilvl="8" w:tentative="1">
+      <w:start w:val="1"/>
+      <w:numFmt w:val="bullet"/>
+      <w:lvlText w:val=""/>
+      <w:lvlJc w:val="left"/>
+      <w:pPr>
+        <w:tabs>
+          <w:tab w:val="num" w:pos="6480"/>
+        </w:tabs>
+        <w:ind w:left="6480" w:hanging="360"/>
+      </w:pPr>
+      <w:rPr>
+        <w:rFonts w:ascii="Wingdings" w:hAnsi="Wingdings" w:hint="default"/>
+        <w:sz w:val="20"/>
+      </w:rPr>
+    </w:lvl>
+  </w:abstractNum>
+  <w:abstractNum w:abstractNumId="5" w15:restartNumberingAfterBreak="0">
     <w:nsid w:val="335A32EF"/>
     <w:multiLevelType w:val="multilevel"/>
     <w:tmpl w:val="76645C60"/>
@@ -824,7 +2083,7 @@
       </w:rPr>
     </w:lvl>
   </w:abstractNum>
-  <w:abstractNum w:abstractNumId="3" w15:restartNumberingAfterBreak="0">
+  <w:abstractNum w:abstractNumId="6" w15:restartNumberingAfterBreak="0">
     <w:nsid w:val="3AE77CF0"/>
     <w:multiLevelType w:val="multilevel"/>
     <w:tmpl w:val="90CC5458"/>
@@ -973,7 +2232,305 @@
       </w:rPr>
     </w:lvl>
   </w:abstractNum>
-  <w:abstractNum w:abstractNumId="4" w15:restartNumberingAfterBreak="0">
+  <w:abstractNum w:abstractNumId="7" w15:restartNumberingAfterBreak="0">
+    <w:nsid w:val="400F3714"/>
+    <w:multiLevelType w:val="multilevel"/>
+    <w:tmpl w:val="56684CBA"/>
+    <w:lvl w:ilvl="0">
+      <w:start w:val="1"/>
+      <w:numFmt w:val="bullet"/>
+      <w:lvlText w:val=""/>
+      <w:lvlJc w:val="left"/>
+      <w:pPr>
+        <w:tabs>
+          <w:tab w:val="num" w:pos="720"/>
+        </w:tabs>
+        <w:ind w:left="720" w:hanging="360"/>
+      </w:pPr>
+      <w:rPr>
+        <w:rFonts w:ascii="Symbol" w:hAnsi="Symbol" w:hint="default"/>
+        <w:sz w:val="20"/>
+      </w:rPr>
+    </w:lvl>
+    <w:lvl w:ilvl="1" w:tentative="1">
+      <w:start w:val="1"/>
+      <w:numFmt w:val="bullet"/>
+      <w:lvlText w:val="o"/>
+      <w:lvlJc w:val="left"/>
+      <w:pPr>
+        <w:tabs>
+          <w:tab w:val="num" w:pos="1440"/>
+        </w:tabs>
+        <w:ind w:left="1440" w:hanging="360"/>
+      </w:pPr>
+      <w:rPr>
+        <w:rFonts w:ascii="Courier New" w:hAnsi="Courier New" w:hint="default"/>
+        <w:sz w:val="20"/>
+      </w:rPr>
+    </w:lvl>
+    <w:lvl w:ilvl="2" w:tentative="1">
+      <w:start w:val="1"/>
+      <w:numFmt w:val="bullet"/>
+      <w:lvlText w:val=""/>
+      <w:lvlJc w:val="left"/>
+      <w:pPr>
+        <w:tabs>
+          <w:tab w:val="num" w:pos="2160"/>
+        </w:tabs>
+        <w:ind w:left="2160" w:hanging="360"/>
+      </w:pPr>
+      <w:rPr>
+        <w:rFonts w:ascii="Wingdings" w:hAnsi="Wingdings" w:hint="default"/>
+        <w:sz w:val="20"/>
+      </w:rPr>
+    </w:lvl>
+    <w:lvl w:ilvl="3" w:tentative="1">
+      <w:start w:val="1"/>
+      <w:numFmt w:val="bullet"/>
+      <w:lvlText w:val=""/>
+      <w:lvlJc w:val="left"/>
+      <w:pPr>
+        <w:tabs>
+          <w:tab w:val="num" w:pos="2880"/>
+        </w:tabs>
+        <w:ind w:left="2880" w:hanging="360"/>
+      </w:pPr>
+      <w:rPr>
+        <w:rFonts w:ascii="Wingdings" w:hAnsi="Wingdings" w:hint="default"/>
+        <w:sz w:val="20"/>
+      </w:rPr>
+    </w:lvl>
+    <w:lvl w:ilvl="4" w:tentative="1">
+      <w:start w:val="1"/>
+      <w:numFmt w:val="bullet"/>
+      <w:lvlText w:val=""/>
+      <w:lvlJc w:val="left"/>
+      <w:pPr>
+        <w:tabs>
+          <w:tab w:val="num" w:pos="3600"/>
+        </w:tabs>
+        <w:ind w:left="3600" w:hanging="360"/>
+      </w:pPr>
+      <w:rPr>
+        <w:rFonts w:ascii="Wingdings" w:hAnsi="Wingdings" w:hint="default"/>
+        <w:sz w:val="20"/>
+      </w:rPr>
+    </w:lvl>
+    <w:lvl w:ilvl="5" w:tentative="1">
+      <w:start w:val="1"/>
+      <w:numFmt w:val="bullet"/>
+      <w:lvlText w:val=""/>
+      <w:lvlJc w:val="left"/>
+      <w:pPr>
+        <w:tabs>
+          <w:tab w:val="num" w:pos="4320"/>
+        </w:tabs>
+        <w:ind w:left="4320" w:hanging="360"/>
+      </w:pPr>
+      <w:rPr>
+        <w:rFonts w:ascii="Wingdings" w:hAnsi="Wingdings" w:hint="default"/>
+        <w:sz w:val="20"/>
+      </w:rPr>
+    </w:lvl>
+    <w:lvl w:ilvl="6" w:tentative="1">
+      <w:start w:val="1"/>
+      <w:numFmt w:val="bullet"/>
+      <w:lvlText w:val=""/>
+      <w:lvlJc w:val="left"/>
+      <w:pPr>
+        <w:tabs>
+          <w:tab w:val="num" w:pos="5040"/>
+        </w:tabs>
+        <w:ind w:left="5040" w:hanging="360"/>
+      </w:pPr>
+      <w:rPr>
+        <w:rFonts w:ascii="Wingdings" w:hAnsi="Wingdings" w:hint="default"/>
+        <w:sz w:val="20"/>
+      </w:rPr>
+    </w:lvl>
+    <w:lvl w:ilvl="7" w:tentative="1">
+      <w:start w:val="1"/>
+      <w:numFmt w:val="bullet"/>
+      <w:lvlText w:val=""/>
+      <w:lvlJc w:val="left"/>
+      <w:pPr>
+        <w:tabs>
+          <w:tab w:val="num" w:pos="5760"/>
+        </w:tabs>
+        <w:ind w:left="5760" w:hanging="360"/>
+      </w:pPr>
+      <w:rPr>
+        <w:rFonts w:ascii="Wingdings" w:hAnsi="Wingdings" w:hint="default"/>
+        <w:sz w:val="20"/>
+      </w:rPr>
+    </w:lvl>
+    <w:lvl w:ilvl="8" w:tentative="1">
+      <w:start w:val="1"/>
+      <w:numFmt w:val="bullet"/>
+      <w:lvlText w:val=""/>
+      <w:lvlJc w:val="left"/>
+      <w:pPr>
+        <w:tabs>
+          <w:tab w:val="num" w:pos="6480"/>
+        </w:tabs>
+        <w:ind w:left="6480" w:hanging="360"/>
+      </w:pPr>
+      <w:rPr>
+        <w:rFonts w:ascii="Wingdings" w:hAnsi="Wingdings" w:hint="default"/>
+        <w:sz w:val="20"/>
+      </w:rPr>
+    </w:lvl>
+  </w:abstractNum>
+  <w:abstractNum w:abstractNumId="8" w15:restartNumberingAfterBreak="0">
+    <w:nsid w:val="40D325E1"/>
+    <w:multiLevelType w:val="multilevel"/>
+    <w:tmpl w:val="D53601FC"/>
+    <w:lvl w:ilvl="0">
+      <w:start w:val="1"/>
+      <w:numFmt w:val="bullet"/>
+      <w:lvlText w:val=""/>
+      <w:lvlJc w:val="left"/>
+      <w:pPr>
+        <w:tabs>
+          <w:tab w:val="num" w:pos="720"/>
+        </w:tabs>
+        <w:ind w:left="720" w:hanging="360"/>
+      </w:pPr>
+      <w:rPr>
+        <w:rFonts w:ascii="Symbol" w:hAnsi="Symbol" w:hint="default"/>
+        <w:sz w:val="20"/>
+      </w:rPr>
+    </w:lvl>
+    <w:lvl w:ilvl="1" w:tentative="1">
+      <w:start w:val="1"/>
+      <w:numFmt w:val="bullet"/>
+      <w:lvlText w:val="o"/>
+      <w:lvlJc w:val="left"/>
+      <w:pPr>
+        <w:tabs>
+          <w:tab w:val="num" w:pos="1440"/>
+        </w:tabs>
+        <w:ind w:left="1440" w:hanging="360"/>
+      </w:pPr>
+      <w:rPr>
+        <w:rFonts w:ascii="Courier New" w:hAnsi="Courier New" w:hint="default"/>
+        <w:sz w:val="20"/>
+      </w:rPr>
+    </w:lvl>
+    <w:lvl w:ilvl="2" w:tentative="1">
+      <w:start w:val="1"/>
+      <w:numFmt w:val="bullet"/>
+      <w:lvlText w:val=""/>
+      <w:lvlJc w:val="left"/>
+      <w:pPr>
+        <w:tabs>
+          <w:tab w:val="num" w:pos="2160"/>
+        </w:tabs>
+        <w:ind w:left="2160" w:hanging="360"/>
+      </w:pPr>
+      <w:rPr>
+        <w:rFonts w:ascii="Wingdings" w:hAnsi="Wingdings" w:hint="default"/>
+        <w:sz w:val="20"/>
+      </w:rPr>
+    </w:lvl>
+    <w:lvl w:ilvl="3" w:tentative="1">
+      <w:start w:val="1"/>
+      <w:numFmt w:val="bullet"/>
+      <w:lvlText w:val=""/>
+      <w:lvlJc w:val="left"/>
+      <w:pPr>
+        <w:tabs>
+          <w:tab w:val="num" w:pos="2880"/>
+        </w:tabs>
+        <w:ind w:left="2880" w:hanging="360"/>
+      </w:pPr>
+      <w:rPr>
+        <w:rFonts w:ascii="Wingdings" w:hAnsi="Wingdings" w:hint="default"/>
+        <w:sz w:val="20"/>
+      </w:rPr>
+    </w:lvl>
+    <w:lvl w:ilvl="4" w:tentative="1">
+      <w:start w:val="1"/>
+      <w:numFmt w:val="bullet"/>
+      <w:lvlText w:val=""/>
+      <w:lvlJc w:val="left"/>
+      <w:pPr>
+        <w:tabs>
+          <w:tab w:val="num" w:pos="3600"/>
+        </w:tabs>
+        <w:ind w:left="3600" w:hanging="360"/>
+      </w:pPr>
+      <w:rPr>
+        <w:rFonts w:ascii="Wingdings" w:hAnsi="Wingdings" w:hint="default"/>
+        <w:sz w:val="20"/>
+      </w:rPr>
+    </w:lvl>
+    <w:lvl w:ilvl="5" w:tentative="1">
+      <w:start w:val="1"/>
+      <w:numFmt w:val="bullet"/>
+      <w:lvlText w:val=""/>
+      <w:lvlJc w:val="left"/>
+      <w:pPr>
+        <w:tabs>
+          <w:tab w:val="num" w:pos="4320"/>
+        </w:tabs>
+        <w:ind w:left="4320" w:hanging="360"/>
+      </w:pPr>
+      <w:rPr>
+        <w:rFonts w:ascii="Wingdings" w:hAnsi="Wingdings" w:hint="default"/>
+        <w:sz w:val="20"/>
+      </w:rPr>
+    </w:lvl>
+    <w:lvl w:ilvl="6" w:tentative="1">
+      <w:start w:val="1"/>
+      <w:numFmt w:val="bullet"/>
+      <w:lvlText w:val=""/>
+      <w:lvlJc w:val="left"/>
+      <w:pPr>
+        <w:tabs>
+          <w:tab w:val="num" w:pos="5040"/>
+        </w:tabs>
+        <w:ind w:left="5040" w:hanging="360"/>
+      </w:pPr>
+      <w:rPr>
+        <w:rFonts w:ascii="Wingdings" w:hAnsi="Wingdings" w:hint="default"/>
+        <w:sz w:val="20"/>
+      </w:rPr>
+    </w:lvl>
+    <w:lvl w:ilvl="7" w:tentative="1">
+      <w:start w:val="1"/>
+      <w:numFmt w:val="bullet"/>
+      <w:lvlText w:val=""/>
+      <w:lvlJc w:val="left"/>
+      <w:pPr>
+        <w:tabs>
+          <w:tab w:val="num" w:pos="5760"/>
+        </w:tabs>
+        <w:ind w:left="5760" w:hanging="360"/>
+      </w:pPr>
+      <w:rPr>
+        <w:rFonts w:ascii="Wingdings" w:hAnsi="Wingdings" w:hint="default"/>
+        <w:sz w:val="20"/>
+      </w:rPr>
+    </w:lvl>
+    <w:lvl w:ilvl="8" w:tentative="1">
+      <w:start w:val="1"/>
+      <w:numFmt w:val="bullet"/>
+      <w:lvlText w:val=""/>
+      <w:lvlJc w:val="left"/>
+      <w:pPr>
+        <w:tabs>
+          <w:tab w:val="num" w:pos="6480"/>
+        </w:tabs>
+        <w:ind w:left="6480" w:hanging="360"/>
+      </w:pPr>
+      <w:rPr>
+        <w:rFonts w:ascii="Wingdings" w:hAnsi="Wingdings" w:hint="default"/>
+        <w:sz w:val="20"/>
+      </w:rPr>
+    </w:lvl>
+  </w:abstractNum>
+  <w:abstractNum w:abstractNumId="9" w15:restartNumberingAfterBreak="0">
     <w:nsid w:val="5AD0351A"/>
     <w:multiLevelType w:val="multilevel"/>
     <w:tmpl w:val="A366ED7E"/>
@@ -1122,19 +2679,1098 @@
       </w:rPr>
     </w:lvl>
   </w:abstractNum>
+  <w:abstractNum w:abstractNumId="10" w15:restartNumberingAfterBreak="0">
+    <w:nsid w:val="601D0E4B"/>
+    <w:multiLevelType w:val="multilevel"/>
+    <w:tmpl w:val="F3F0EF56"/>
+    <w:lvl w:ilvl="0">
+      <w:start w:val="1"/>
+      <w:numFmt w:val="bullet"/>
+      <w:lvlText w:val=""/>
+      <w:lvlJc w:val="left"/>
+      <w:pPr>
+        <w:tabs>
+          <w:tab w:val="num" w:pos="720"/>
+        </w:tabs>
+        <w:ind w:left="720" w:hanging="360"/>
+      </w:pPr>
+      <w:rPr>
+        <w:rFonts w:ascii="Symbol" w:hAnsi="Symbol" w:hint="default"/>
+        <w:sz w:val="20"/>
+      </w:rPr>
+    </w:lvl>
+    <w:lvl w:ilvl="1" w:tentative="1">
+      <w:start w:val="1"/>
+      <w:numFmt w:val="bullet"/>
+      <w:lvlText w:val="o"/>
+      <w:lvlJc w:val="left"/>
+      <w:pPr>
+        <w:tabs>
+          <w:tab w:val="num" w:pos="1440"/>
+        </w:tabs>
+        <w:ind w:left="1440" w:hanging="360"/>
+      </w:pPr>
+      <w:rPr>
+        <w:rFonts w:ascii="Courier New" w:hAnsi="Courier New" w:hint="default"/>
+        <w:sz w:val="20"/>
+      </w:rPr>
+    </w:lvl>
+    <w:lvl w:ilvl="2" w:tentative="1">
+      <w:start w:val="1"/>
+      <w:numFmt w:val="bullet"/>
+      <w:lvlText w:val=""/>
+      <w:lvlJc w:val="left"/>
+      <w:pPr>
+        <w:tabs>
+          <w:tab w:val="num" w:pos="2160"/>
+        </w:tabs>
+        <w:ind w:left="2160" w:hanging="360"/>
+      </w:pPr>
+      <w:rPr>
+        <w:rFonts w:ascii="Wingdings" w:hAnsi="Wingdings" w:hint="default"/>
+        <w:sz w:val="20"/>
+      </w:rPr>
+    </w:lvl>
+    <w:lvl w:ilvl="3" w:tentative="1">
+      <w:start w:val="1"/>
+      <w:numFmt w:val="bullet"/>
+      <w:lvlText w:val=""/>
+      <w:lvlJc w:val="left"/>
+      <w:pPr>
+        <w:tabs>
+          <w:tab w:val="num" w:pos="2880"/>
+        </w:tabs>
+        <w:ind w:left="2880" w:hanging="360"/>
+      </w:pPr>
+      <w:rPr>
+        <w:rFonts w:ascii="Wingdings" w:hAnsi="Wingdings" w:hint="default"/>
+        <w:sz w:val="20"/>
+      </w:rPr>
+    </w:lvl>
+    <w:lvl w:ilvl="4" w:tentative="1">
+      <w:start w:val="1"/>
+      <w:numFmt w:val="bullet"/>
+      <w:lvlText w:val=""/>
+      <w:lvlJc w:val="left"/>
+      <w:pPr>
+        <w:tabs>
+          <w:tab w:val="num" w:pos="3600"/>
+        </w:tabs>
+        <w:ind w:left="3600" w:hanging="360"/>
+      </w:pPr>
+      <w:rPr>
+        <w:rFonts w:ascii="Wingdings" w:hAnsi="Wingdings" w:hint="default"/>
+        <w:sz w:val="20"/>
+      </w:rPr>
+    </w:lvl>
+    <w:lvl w:ilvl="5" w:tentative="1">
+      <w:start w:val="1"/>
+      <w:numFmt w:val="bullet"/>
+      <w:lvlText w:val=""/>
+      <w:lvlJc w:val="left"/>
+      <w:pPr>
+        <w:tabs>
+          <w:tab w:val="num" w:pos="4320"/>
+        </w:tabs>
+        <w:ind w:left="4320" w:hanging="360"/>
+      </w:pPr>
+      <w:rPr>
+        <w:rFonts w:ascii="Wingdings" w:hAnsi="Wingdings" w:hint="default"/>
+        <w:sz w:val="20"/>
+      </w:rPr>
+    </w:lvl>
+    <w:lvl w:ilvl="6" w:tentative="1">
+      <w:start w:val="1"/>
+      <w:numFmt w:val="bullet"/>
+      <w:lvlText w:val=""/>
+      <w:lvlJc w:val="left"/>
+      <w:pPr>
+        <w:tabs>
+          <w:tab w:val="num" w:pos="5040"/>
+        </w:tabs>
+        <w:ind w:left="5040" w:hanging="360"/>
+      </w:pPr>
+      <w:rPr>
+        <w:rFonts w:ascii="Wingdings" w:hAnsi="Wingdings" w:hint="default"/>
+        <w:sz w:val="20"/>
+      </w:rPr>
+    </w:lvl>
+    <w:lvl w:ilvl="7" w:tentative="1">
+      <w:start w:val="1"/>
+      <w:numFmt w:val="bullet"/>
+      <w:lvlText w:val=""/>
+      <w:lvlJc w:val="left"/>
+      <w:pPr>
+        <w:tabs>
+          <w:tab w:val="num" w:pos="5760"/>
+        </w:tabs>
+        <w:ind w:left="5760" w:hanging="360"/>
+      </w:pPr>
+      <w:rPr>
+        <w:rFonts w:ascii="Wingdings" w:hAnsi="Wingdings" w:hint="default"/>
+        <w:sz w:val="20"/>
+      </w:rPr>
+    </w:lvl>
+    <w:lvl w:ilvl="8" w:tentative="1">
+      <w:start w:val="1"/>
+      <w:numFmt w:val="bullet"/>
+      <w:lvlText w:val=""/>
+      <w:lvlJc w:val="left"/>
+      <w:pPr>
+        <w:tabs>
+          <w:tab w:val="num" w:pos="6480"/>
+        </w:tabs>
+        <w:ind w:left="6480" w:hanging="360"/>
+      </w:pPr>
+      <w:rPr>
+        <w:rFonts w:ascii="Wingdings" w:hAnsi="Wingdings" w:hint="default"/>
+        <w:sz w:val="20"/>
+      </w:rPr>
+    </w:lvl>
+  </w:abstractNum>
+  <w:abstractNum w:abstractNumId="11" w15:restartNumberingAfterBreak="0">
+    <w:nsid w:val="675F0185"/>
+    <w:multiLevelType w:val="multilevel"/>
+    <w:tmpl w:val="EB3E30F2"/>
+    <w:lvl w:ilvl="0">
+      <w:start w:val="1"/>
+      <w:numFmt w:val="bullet"/>
+      <w:lvlText w:val=""/>
+      <w:lvlJc w:val="left"/>
+      <w:pPr>
+        <w:tabs>
+          <w:tab w:val="num" w:pos="720"/>
+        </w:tabs>
+        <w:ind w:left="720" w:hanging="360"/>
+      </w:pPr>
+      <w:rPr>
+        <w:rFonts w:ascii="Symbol" w:hAnsi="Symbol" w:hint="default"/>
+        <w:sz w:val="20"/>
+      </w:rPr>
+    </w:lvl>
+    <w:lvl w:ilvl="1" w:tentative="1">
+      <w:start w:val="1"/>
+      <w:numFmt w:val="bullet"/>
+      <w:lvlText w:val="o"/>
+      <w:lvlJc w:val="left"/>
+      <w:pPr>
+        <w:tabs>
+          <w:tab w:val="num" w:pos="1440"/>
+        </w:tabs>
+        <w:ind w:left="1440" w:hanging="360"/>
+      </w:pPr>
+      <w:rPr>
+        <w:rFonts w:ascii="Courier New" w:hAnsi="Courier New" w:hint="default"/>
+        <w:sz w:val="20"/>
+      </w:rPr>
+    </w:lvl>
+    <w:lvl w:ilvl="2" w:tentative="1">
+      <w:start w:val="1"/>
+      <w:numFmt w:val="bullet"/>
+      <w:lvlText w:val=""/>
+      <w:lvlJc w:val="left"/>
+      <w:pPr>
+        <w:tabs>
+          <w:tab w:val="num" w:pos="2160"/>
+        </w:tabs>
+        <w:ind w:left="2160" w:hanging="360"/>
+      </w:pPr>
+      <w:rPr>
+        <w:rFonts w:ascii="Wingdings" w:hAnsi="Wingdings" w:hint="default"/>
+        <w:sz w:val="20"/>
+      </w:rPr>
+    </w:lvl>
+    <w:lvl w:ilvl="3" w:tentative="1">
+      <w:start w:val="1"/>
+      <w:numFmt w:val="bullet"/>
+      <w:lvlText w:val=""/>
+      <w:lvlJc w:val="left"/>
+      <w:pPr>
+        <w:tabs>
+          <w:tab w:val="num" w:pos="2880"/>
+        </w:tabs>
+        <w:ind w:left="2880" w:hanging="360"/>
+      </w:pPr>
+      <w:rPr>
+        <w:rFonts w:ascii="Wingdings" w:hAnsi="Wingdings" w:hint="default"/>
+        <w:sz w:val="20"/>
+      </w:rPr>
+    </w:lvl>
+    <w:lvl w:ilvl="4" w:tentative="1">
+      <w:start w:val="1"/>
+      <w:numFmt w:val="bullet"/>
+      <w:lvlText w:val=""/>
+      <w:lvlJc w:val="left"/>
+      <w:pPr>
+        <w:tabs>
+          <w:tab w:val="num" w:pos="3600"/>
+        </w:tabs>
+        <w:ind w:left="3600" w:hanging="360"/>
+      </w:pPr>
+      <w:rPr>
+        <w:rFonts w:ascii="Wingdings" w:hAnsi="Wingdings" w:hint="default"/>
+        <w:sz w:val="20"/>
+      </w:rPr>
+    </w:lvl>
+    <w:lvl w:ilvl="5" w:tentative="1">
+      <w:start w:val="1"/>
+      <w:numFmt w:val="bullet"/>
+      <w:lvlText w:val=""/>
+      <w:lvlJc w:val="left"/>
+      <w:pPr>
+        <w:tabs>
+          <w:tab w:val="num" w:pos="4320"/>
+        </w:tabs>
+        <w:ind w:left="4320" w:hanging="360"/>
+      </w:pPr>
+      <w:rPr>
+        <w:rFonts w:ascii="Wingdings" w:hAnsi="Wingdings" w:hint="default"/>
+        <w:sz w:val="20"/>
+      </w:rPr>
+    </w:lvl>
+    <w:lvl w:ilvl="6" w:tentative="1">
+      <w:start w:val="1"/>
+      <w:numFmt w:val="bullet"/>
+      <w:lvlText w:val=""/>
+      <w:lvlJc w:val="left"/>
+      <w:pPr>
+        <w:tabs>
+          <w:tab w:val="num" w:pos="5040"/>
+        </w:tabs>
+        <w:ind w:left="5040" w:hanging="360"/>
+      </w:pPr>
+      <w:rPr>
+        <w:rFonts w:ascii="Wingdings" w:hAnsi="Wingdings" w:hint="default"/>
+        <w:sz w:val="20"/>
+      </w:rPr>
+    </w:lvl>
+    <w:lvl w:ilvl="7" w:tentative="1">
+      <w:start w:val="1"/>
+      <w:numFmt w:val="bullet"/>
+      <w:lvlText w:val=""/>
+      <w:lvlJc w:val="left"/>
+      <w:pPr>
+        <w:tabs>
+          <w:tab w:val="num" w:pos="5760"/>
+        </w:tabs>
+        <w:ind w:left="5760" w:hanging="360"/>
+      </w:pPr>
+      <w:rPr>
+        <w:rFonts w:ascii="Wingdings" w:hAnsi="Wingdings" w:hint="default"/>
+        <w:sz w:val="20"/>
+      </w:rPr>
+    </w:lvl>
+    <w:lvl w:ilvl="8" w:tentative="1">
+      <w:start w:val="1"/>
+      <w:numFmt w:val="bullet"/>
+      <w:lvlText w:val=""/>
+      <w:lvlJc w:val="left"/>
+      <w:pPr>
+        <w:tabs>
+          <w:tab w:val="num" w:pos="6480"/>
+        </w:tabs>
+        <w:ind w:left="6480" w:hanging="360"/>
+      </w:pPr>
+      <w:rPr>
+        <w:rFonts w:ascii="Wingdings" w:hAnsi="Wingdings" w:hint="default"/>
+        <w:sz w:val="20"/>
+      </w:rPr>
+    </w:lvl>
+  </w:abstractNum>
+  <w:abstractNum w:abstractNumId="12" w15:restartNumberingAfterBreak="0">
+    <w:nsid w:val="69786D2C"/>
+    <w:multiLevelType w:val="multilevel"/>
+    <w:tmpl w:val="10D06B5C"/>
+    <w:lvl w:ilvl="0">
+      <w:start w:val="1"/>
+      <w:numFmt w:val="bullet"/>
+      <w:lvlText w:val=""/>
+      <w:lvlJc w:val="left"/>
+      <w:pPr>
+        <w:tabs>
+          <w:tab w:val="num" w:pos="720"/>
+        </w:tabs>
+        <w:ind w:left="720" w:hanging="360"/>
+      </w:pPr>
+      <w:rPr>
+        <w:rFonts w:ascii="Symbol" w:hAnsi="Symbol" w:hint="default"/>
+        <w:sz w:val="20"/>
+      </w:rPr>
+    </w:lvl>
+    <w:lvl w:ilvl="1" w:tentative="1">
+      <w:start w:val="1"/>
+      <w:numFmt w:val="bullet"/>
+      <w:lvlText w:val="o"/>
+      <w:lvlJc w:val="left"/>
+      <w:pPr>
+        <w:tabs>
+          <w:tab w:val="num" w:pos="1440"/>
+        </w:tabs>
+        <w:ind w:left="1440" w:hanging="360"/>
+      </w:pPr>
+      <w:rPr>
+        <w:rFonts w:ascii="Courier New" w:hAnsi="Courier New" w:hint="default"/>
+        <w:sz w:val="20"/>
+      </w:rPr>
+    </w:lvl>
+    <w:lvl w:ilvl="2" w:tentative="1">
+      <w:start w:val="1"/>
+      <w:numFmt w:val="bullet"/>
+      <w:lvlText w:val=""/>
+      <w:lvlJc w:val="left"/>
+      <w:pPr>
+        <w:tabs>
+          <w:tab w:val="num" w:pos="2160"/>
+        </w:tabs>
+        <w:ind w:left="2160" w:hanging="360"/>
+      </w:pPr>
+      <w:rPr>
+        <w:rFonts w:ascii="Wingdings" w:hAnsi="Wingdings" w:hint="default"/>
+        <w:sz w:val="20"/>
+      </w:rPr>
+    </w:lvl>
+    <w:lvl w:ilvl="3" w:tentative="1">
+      <w:start w:val="1"/>
+      <w:numFmt w:val="bullet"/>
+      <w:lvlText w:val=""/>
+      <w:lvlJc w:val="left"/>
+      <w:pPr>
+        <w:tabs>
+          <w:tab w:val="num" w:pos="2880"/>
+        </w:tabs>
+        <w:ind w:left="2880" w:hanging="360"/>
+      </w:pPr>
+      <w:rPr>
+        <w:rFonts w:ascii="Wingdings" w:hAnsi="Wingdings" w:hint="default"/>
+        <w:sz w:val="20"/>
+      </w:rPr>
+    </w:lvl>
+    <w:lvl w:ilvl="4" w:tentative="1">
+      <w:start w:val="1"/>
+      <w:numFmt w:val="bullet"/>
+      <w:lvlText w:val=""/>
+      <w:lvlJc w:val="left"/>
+      <w:pPr>
+        <w:tabs>
+          <w:tab w:val="num" w:pos="3600"/>
+        </w:tabs>
+        <w:ind w:left="3600" w:hanging="360"/>
+      </w:pPr>
+      <w:rPr>
+        <w:rFonts w:ascii="Wingdings" w:hAnsi="Wingdings" w:hint="default"/>
+        <w:sz w:val="20"/>
+      </w:rPr>
+    </w:lvl>
+    <w:lvl w:ilvl="5" w:tentative="1">
+      <w:start w:val="1"/>
+      <w:numFmt w:val="bullet"/>
+      <w:lvlText w:val=""/>
+      <w:lvlJc w:val="left"/>
+      <w:pPr>
+        <w:tabs>
+          <w:tab w:val="num" w:pos="4320"/>
+        </w:tabs>
+        <w:ind w:left="4320" w:hanging="360"/>
+      </w:pPr>
+      <w:rPr>
+        <w:rFonts w:ascii="Wingdings" w:hAnsi="Wingdings" w:hint="default"/>
+        <w:sz w:val="20"/>
+      </w:rPr>
+    </w:lvl>
+    <w:lvl w:ilvl="6" w:tentative="1">
+      <w:start w:val="1"/>
+      <w:numFmt w:val="bullet"/>
+      <w:lvlText w:val=""/>
+      <w:lvlJc w:val="left"/>
+      <w:pPr>
+        <w:tabs>
+          <w:tab w:val="num" w:pos="5040"/>
+        </w:tabs>
+        <w:ind w:left="5040" w:hanging="360"/>
+      </w:pPr>
+      <w:rPr>
+        <w:rFonts w:ascii="Wingdings" w:hAnsi="Wingdings" w:hint="default"/>
+        <w:sz w:val="20"/>
+      </w:rPr>
+    </w:lvl>
+    <w:lvl w:ilvl="7" w:tentative="1">
+      <w:start w:val="1"/>
+      <w:numFmt w:val="bullet"/>
+      <w:lvlText w:val=""/>
+      <w:lvlJc w:val="left"/>
+      <w:pPr>
+        <w:tabs>
+          <w:tab w:val="num" w:pos="5760"/>
+        </w:tabs>
+        <w:ind w:left="5760" w:hanging="360"/>
+      </w:pPr>
+      <w:rPr>
+        <w:rFonts w:ascii="Wingdings" w:hAnsi="Wingdings" w:hint="default"/>
+        <w:sz w:val="20"/>
+      </w:rPr>
+    </w:lvl>
+    <w:lvl w:ilvl="8" w:tentative="1">
+      <w:start w:val="1"/>
+      <w:numFmt w:val="bullet"/>
+      <w:lvlText w:val=""/>
+      <w:lvlJc w:val="left"/>
+      <w:pPr>
+        <w:tabs>
+          <w:tab w:val="num" w:pos="6480"/>
+        </w:tabs>
+        <w:ind w:left="6480" w:hanging="360"/>
+      </w:pPr>
+      <w:rPr>
+        <w:rFonts w:ascii="Wingdings" w:hAnsi="Wingdings" w:hint="default"/>
+        <w:sz w:val="20"/>
+      </w:rPr>
+    </w:lvl>
+  </w:abstractNum>
+  <w:abstractNum w:abstractNumId="13" w15:restartNumberingAfterBreak="0">
+    <w:nsid w:val="69787034"/>
+    <w:multiLevelType w:val="multilevel"/>
+    <w:tmpl w:val="9594E250"/>
+    <w:lvl w:ilvl="0">
+      <w:start w:val="1"/>
+      <w:numFmt w:val="bullet"/>
+      <w:lvlText w:val=""/>
+      <w:lvlJc w:val="left"/>
+      <w:pPr>
+        <w:tabs>
+          <w:tab w:val="num" w:pos="720"/>
+        </w:tabs>
+        <w:ind w:left="720" w:hanging="360"/>
+      </w:pPr>
+      <w:rPr>
+        <w:rFonts w:ascii="Symbol" w:hAnsi="Symbol" w:hint="default"/>
+        <w:sz w:val="20"/>
+      </w:rPr>
+    </w:lvl>
+    <w:lvl w:ilvl="1" w:tentative="1">
+      <w:start w:val="1"/>
+      <w:numFmt w:val="bullet"/>
+      <w:lvlText w:val="o"/>
+      <w:lvlJc w:val="left"/>
+      <w:pPr>
+        <w:tabs>
+          <w:tab w:val="num" w:pos="1440"/>
+        </w:tabs>
+        <w:ind w:left="1440" w:hanging="360"/>
+      </w:pPr>
+      <w:rPr>
+        <w:rFonts w:ascii="Courier New" w:hAnsi="Courier New" w:hint="default"/>
+        <w:sz w:val="20"/>
+      </w:rPr>
+    </w:lvl>
+    <w:lvl w:ilvl="2" w:tentative="1">
+      <w:start w:val="1"/>
+      <w:numFmt w:val="bullet"/>
+      <w:lvlText w:val=""/>
+      <w:lvlJc w:val="left"/>
+      <w:pPr>
+        <w:tabs>
+          <w:tab w:val="num" w:pos="2160"/>
+        </w:tabs>
+        <w:ind w:left="2160" w:hanging="360"/>
+      </w:pPr>
+      <w:rPr>
+        <w:rFonts w:ascii="Wingdings" w:hAnsi="Wingdings" w:hint="default"/>
+        <w:sz w:val="20"/>
+      </w:rPr>
+    </w:lvl>
+    <w:lvl w:ilvl="3" w:tentative="1">
+      <w:start w:val="1"/>
+      <w:numFmt w:val="bullet"/>
+      <w:lvlText w:val=""/>
+      <w:lvlJc w:val="left"/>
+      <w:pPr>
+        <w:tabs>
+          <w:tab w:val="num" w:pos="2880"/>
+        </w:tabs>
+        <w:ind w:left="2880" w:hanging="360"/>
+      </w:pPr>
+      <w:rPr>
+        <w:rFonts w:ascii="Wingdings" w:hAnsi="Wingdings" w:hint="default"/>
+        <w:sz w:val="20"/>
+      </w:rPr>
+    </w:lvl>
+    <w:lvl w:ilvl="4" w:tentative="1">
+      <w:start w:val="1"/>
+      <w:numFmt w:val="bullet"/>
+      <w:lvlText w:val=""/>
+      <w:lvlJc w:val="left"/>
+      <w:pPr>
+        <w:tabs>
+          <w:tab w:val="num" w:pos="3600"/>
+        </w:tabs>
+        <w:ind w:left="3600" w:hanging="360"/>
+      </w:pPr>
+      <w:rPr>
+        <w:rFonts w:ascii="Wingdings" w:hAnsi="Wingdings" w:hint="default"/>
+        <w:sz w:val="20"/>
+      </w:rPr>
+    </w:lvl>
+    <w:lvl w:ilvl="5" w:tentative="1">
+      <w:start w:val="1"/>
+      <w:numFmt w:val="bullet"/>
+      <w:lvlText w:val=""/>
+      <w:lvlJc w:val="left"/>
+      <w:pPr>
+        <w:tabs>
+          <w:tab w:val="num" w:pos="4320"/>
+        </w:tabs>
+        <w:ind w:left="4320" w:hanging="360"/>
+      </w:pPr>
+      <w:rPr>
+        <w:rFonts w:ascii="Wingdings" w:hAnsi="Wingdings" w:hint="default"/>
+        <w:sz w:val="20"/>
+      </w:rPr>
+    </w:lvl>
+    <w:lvl w:ilvl="6" w:tentative="1">
+      <w:start w:val="1"/>
+      <w:numFmt w:val="bullet"/>
+      <w:lvlText w:val=""/>
+      <w:lvlJc w:val="left"/>
+      <w:pPr>
+        <w:tabs>
+          <w:tab w:val="num" w:pos="5040"/>
+        </w:tabs>
+        <w:ind w:left="5040" w:hanging="360"/>
+      </w:pPr>
+      <w:rPr>
+        <w:rFonts w:ascii="Wingdings" w:hAnsi="Wingdings" w:hint="default"/>
+        <w:sz w:val="20"/>
+      </w:rPr>
+    </w:lvl>
+    <w:lvl w:ilvl="7" w:tentative="1">
+      <w:start w:val="1"/>
+      <w:numFmt w:val="bullet"/>
+      <w:lvlText w:val=""/>
+      <w:lvlJc w:val="left"/>
+      <w:pPr>
+        <w:tabs>
+          <w:tab w:val="num" w:pos="5760"/>
+        </w:tabs>
+        <w:ind w:left="5760" w:hanging="360"/>
+      </w:pPr>
+      <w:rPr>
+        <w:rFonts w:ascii="Wingdings" w:hAnsi="Wingdings" w:hint="default"/>
+        <w:sz w:val="20"/>
+      </w:rPr>
+    </w:lvl>
+    <w:lvl w:ilvl="8" w:tentative="1">
+      <w:start w:val="1"/>
+      <w:numFmt w:val="bullet"/>
+      <w:lvlText w:val=""/>
+      <w:lvlJc w:val="left"/>
+      <w:pPr>
+        <w:tabs>
+          <w:tab w:val="num" w:pos="6480"/>
+        </w:tabs>
+        <w:ind w:left="6480" w:hanging="360"/>
+      </w:pPr>
+      <w:rPr>
+        <w:rFonts w:ascii="Wingdings" w:hAnsi="Wingdings" w:hint="default"/>
+        <w:sz w:val="20"/>
+      </w:rPr>
+    </w:lvl>
+  </w:abstractNum>
+  <w:abstractNum w:abstractNumId="14" w15:restartNumberingAfterBreak="0">
+    <w:nsid w:val="749137FD"/>
+    <w:multiLevelType w:val="multilevel"/>
+    <w:tmpl w:val="6B24C206"/>
+    <w:lvl w:ilvl="0">
+      <w:start w:val="1"/>
+      <w:numFmt w:val="bullet"/>
+      <w:lvlText w:val=""/>
+      <w:lvlJc w:val="left"/>
+      <w:pPr>
+        <w:tabs>
+          <w:tab w:val="num" w:pos="720"/>
+        </w:tabs>
+        <w:ind w:left="720" w:hanging="360"/>
+      </w:pPr>
+      <w:rPr>
+        <w:rFonts w:ascii="Symbol" w:hAnsi="Symbol" w:hint="default"/>
+        <w:sz w:val="20"/>
+      </w:rPr>
+    </w:lvl>
+    <w:lvl w:ilvl="1">
+      <w:start w:val="1"/>
+      <w:numFmt w:val="bullet"/>
+      <w:lvlText w:val="o"/>
+      <w:lvlJc w:val="left"/>
+      <w:pPr>
+        <w:tabs>
+          <w:tab w:val="num" w:pos="1440"/>
+        </w:tabs>
+        <w:ind w:left="1440" w:hanging="360"/>
+      </w:pPr>
+      <w:rPr>
+        <w:rFonts w:ascii="Courier New" w:hAnsi="Courier New" w:hint="default"/>
+        <w:sz w:val="20"/>
+      </w:rPr>
+    </w:lvl>
+    <w:lvl w:ilvl="2" w:tentative="1">
+      <w:start w:val="1"/>
+      <w:numFmt w:val="bullet"/>
+      <w:lvlText w:val=""/>
+      <w:lvlJc w:val="left"/>
+      <w:pPr>
+        <w:tabs>
+          <w:tab w:val="num" w:pos="2160"/>
+        </w:tabs>
+        <w:ind w:left="2160" w:hanging="360"/>
+      </w:pPr>
+      <w:rPr>
+        <w:rFonts w:ascii="Wingdings" w:hAnsi="Wingdings" w:hint="default"/>
+        <w:sz w:val="20"/>
+      </w:rPr>
+    </w:lvl>
+    <w:lvl w:ilvl="3" w:tentative="1">
+      <w:start w:val="1"/>
+      <w:numFmt w:val="bullet"/>
+      <w:lvlText w:val=""/>
+      <w:lvlJc w:val="left"/>
+      <w:pPr>
+        <w:tabs>
+          <w:tab w:val="num" w:pos="2880"/>
+        </w:tabs>
+        <w:ind w:left="2880" w:hanging="360"/>
+      </w:pPr>
+      <w:rPr>
+        <w:rFonts w:ascii="Wingdings" w:hAnsi="Wingdings" w:hint="default"/>
+        <w:sz w:val="20"/>
+      </w:rPr>
+    </w:lvl>
+    <w:lvl w:ilvl="4" w:tentative="1">
+      <w:start w:val="1"/>
+      <w:numFmt w:val="bullet"/>
+      <w:lvlText w:val=""/>
+      <w:lvlJc w:val="left"/>
+      <w:pPr>
+        <w:tabs>
+          <w:tab w:val="num" w:pos="3600"/>
+        </w:tabs>
+        <w:ind w:left="3600" w:hanging="360"/>
+      </w:pPr>
+      <w:rPr>
+        <w:rFonts w:ascii="Wingdings" w:hAnsi="Wingdings" w:hint="default"/>
+        <w:sz w:val="20"/>
+      </w:rPr>
+    </w:lvl>
+    <w:lvl w:ilvl="5" w:tentative="1">
+      <w:start w:val="1"/>
+      <w:numFmt w:val="bullet"/>
+      <w:lvlText w:val=""/>
+      <w:lvlJc w:val="left"/>
+      <w:pPr>
+        <w:tabs>
+          <w:tab w:val="num" w:pos="4320"/>
+        </w:tabs>
+        <w:ind w:left="4320" w:hanging="360"/>
+      </w:pPr>
+      <w:rPr>
+        <w:rFonts w:ascii="Wingdings" w:hAnsi="Wingdings" w:hint="default"/>
+        <w:sz w:val="20"/>
+      </w:rPr>
+    </w:lvl>
+    <w:lvl w:ilvl="6" w:tentative="1">
+      <w:start w:val="1"/>
+      <w:numFmt w:val="bullet"/>
+      <w:lvlText w:val=""/>
+      <w:lvlJc w:val="left"/>
+      <w:pPr>
+        <w:tabs>
+          <w:tab w:val="num" w:pos="5040"/>
+        </w:tabs>
+        <w:ind w:left="5040" w:hanging="360"/>
+      </w:pPr>
+      <w:rPr>
+        <w:rFonts w:ascii="Wingdings" w:hAnsi="Wingdings" w:hint="default"/>
+        <w:sz w:val="20"/>
+      </w:rPr>
+    </w:lvl>
+    <w:lvl w:ilvl="7" w:tentative="1">
+      <w:start w:val="1"/>
+      <w:numFmt w:val="bullet"/>
+      <w:lvlText w:val=""/>
+      <w:lvlJc w:val="left"/>
+      <w:pPr>
+        <w:tabs>
+          <w:tab w:val="num" w:pos="5760"/>
+        </w:tabs>
+        <w:ind w:left="5760" w:hanging="360"/>
+      </w:pPr>
+      <w:rPr>
+        <w:rFonts w:ascii="Wingdings" w:hAnsi="Wingdings" w:hint="default"/>
+        <w:sz w:val="20"/>
+      </w:rPr>
+    </w:lvl>
+    <w:lvl w:ilvl="8" w:tentative="1">
+      <w:start w:val="1"/>
+      <w:numFmt w:val="bullet"/>
+      <w:lvlText w:val=""/>
+      <w:lvlJc w:val="left"/>
+      <w:pPr>
+        <w:tabs>
+          <w:tab w:val="num" w:pos="6480"/>
+        </w:tabs>
+        <w:ind w:left="6480" w:hanging="360"/>
+      </w:pPr>
+      <w:rPr>
+        <w:rFonts w:ascii="Wingdings" w:hAnsi="Wingdings" w:hint="default"/>
+        <w:sz w:val="20"/>
+      </w:rPr>
+    </w:lvl>
+  </w:abstractNum>
+  <w:abstractNum w:abstractNumId="15" w15:restartNumberingAfterBreak="0">
+    <w:nsid w:val="79532BB7"/>
+    <w:multiLevelType w:val="multilevel"/>
+    <w:tmpl w:val="A6660FAA"/>
+    <w:lvl w:ilvl="0">
+      <w:start w:val="1"/>
+      <w:numFmt w:val="bullet"/>
+      <w:lvlText w:val=""/>
+      <w:lvlJc w:val="left"/>
+      <w:pPr>
+        <w:tabs>
+          <w:tab w:val="num" w:pos="720"/>
+        </w:tabs>
+        <w:ind w:left="720" w:hanging="360"/>
+      </w:pPr>
+      <w:rPr>
+        <w:rFonts w:ascii="Symbol" w:hAnsi="Symbol" w:hint="default"/>
+        <w:sz w:val="20"/>
+      </w:rPr>
+    </w:lvl>
+    <w:lvl w:ilvl="1" w:tentative="1">
+      <w:start w:val="1"/>
+      <w:numFmt w:val="bullet"/>
+      <w:lvlText w:val="o"/>
+      <w:lvlJc w:val="left"/>
+      <w:pPr>
+        <w:tabs>
+          <w:tab w:val="num" w:pos="1440"/>
+        </w:tabs>
+        <w:ind w:left="1440" w:hanging="360"/>
+      </w:pPr>
+      <w:rPr>
+        <w:rFonts w:ascii="Courier New" w:hAnsi="Courier New" w:hint="default"/>
+        <w:sz w:val="20"/>
+      </w:rPr>
+    </w:lvl>
+    <w:lvl w:ilvl="2" w:tentative="1">
+      <w:start w:val="1"/>
+      <w:numFmt w:val="bullet"/>
+      <w:lvlText w:val=""/>
+      <w:lvlJc w:val="left"/>
+      <w:pPr>
+        <w:tabs>
+          <w:tab w:val="num" w:pos="2160"/>
+        </w:tabs>
+        <w:ind w:left="2160" w:hanging="360"/>
+      </w:pPr>
+      <w:rPr>
+        <w:rFonts w:ascii="Wingdings" w:hAnsi="Wingdings" w:hint="default"/>
+        <w:sz w:val="20"/>
+      </w:rPr>
+    </w:lvl>
+    <w:lvl w:ilvl="3" w:tentative="1">
+      <w:start w:val="1"/>
+      <w:numFmt w:val="bullet"/>
+      <w:lvlText w:val=""/>
+      <w:lvlJc w:val="left"/>
+      <w:pPr>
+        <w:tabs>
+          <w:tab w:val="num" w:pos="2880"/>
+        </w:tabs>
+        <w:ind w:left="2880" w:hanging="360"/>
+      </w:pPr>
+      <w:rPr>
+        <w:rFonts w:ascii="Wingdings" w:hAnsi="Wingdings" w:hint="default"/>
+        <w:sz w:val="20"/>
+      </w:rPr>
+    </w:lvl>
+    <w:lvl w:ilvl="4" w:tentative="1">
+      <w:start w:val="1"/>
+      <w:numFmt w:val="bullet"/>
+      <w:lvlText w:val=""/>
+      <w:lvlJc w:val="left"/>
+      <w:pPr>
+        <w:tabs>
+          <w:tab w:val="num" w:pos="3600"/>
+        </w:tabs>
+        <w:ind w:left="3600" w:hanging="360"/>
+      </w:pPr>
+      <w:rPr>
+        <w:rFonts w:ascii="Wingdings" w:hAnsi="Wingdings" w:hint="default"/>
+        <w:sz w:val="20"/>
+      </w:rPr>
+    </w:lvl>
+    <w:lvl w:ilvl="5" w:tentative="1">
+      <w:start w:val="1"/>
+      <w:numFmt w:val="bullet"/>
+      <w:lvlText w:val=""/>
+      <w:lvlJc w:val="left"/>
+      <w:pPr>
+        <w:tabs>
+          <w:tab w:val="num" w:pos="4320"/>
+        </w:tabs>
+        <w:ind w:left="4320" w:hanging="360"/>
+      </w:pPr>
+      <w:rPr>
+        <w:rFonts w:ascii="Wingdings" w:hAnsi="Wingdings" w:hint="default"/>
+        <w:sz w:val="20"/>
+      </w:rPr>
+    </w:lvl>
+    <w:lvl w:ilvl="6" w:tentative="1">
+      <w:start w:val="1"/>
+      <w:numFmt w:val="bullet"/>
+      <w:lvlText w:val=""/>
+      <w:lvlJc w:val="left"/>
+      <w:pPr>
+        <w:tabs>
+          <w:tab w:val="num" w:pos="5040"/>
+        </w:tabs>
+        <w:ind w:left="5040" w:hanging="360"/>
+      </w:pPr>
+      <w:rPr>
+        <w:rFonts w:ascii="Wingdings" w:hAnsi="Wingdings" w:hint="default"/>
+        <w:sz w:val="20"/>
+      </w:rPr>
+    </w:lvl>
+    <w:lvl w:ilvl="7" w:tentative="1">
+      <w:start w:val="1"/>
+      <w:numFmt w:val="bullet"/>
+      <w:lvlText w:val=""/>
+      <w:lvlJc w:val="left"/>
+      <w:pPr>
+        <w:tabs>
+          <w:tab w:val="num" w:pos="5760"/>
+        </w:tabs>
+        <w:ind w:left="5760" w:hanging="360"/>
+      </w:pPr>
+      <w:rPr>
+        <w:rFonts w:ascii="Wingdings" w:hAnsi="Wingdings" w:hint="default"/>
+        <w:sz w:val="20"/>
+      </w:rPr>
+    </w:lvl>
+    <w:lvl w:ilvl="8" w:tentative="1">
+      <w:start w:val="1"/>
+      <w:numFmt w:val="bullet"/>
+      <w:lvlText w:val=""/>
+      <w:lvlJc w:val="left"/>
+      <w:pPr>
+        <w:tabs>
+          <w:tab w:val="num" w:pos="6480"/>
+        </w:tabs>
+        <w:ind w:left="6480" w:hanging="360"/>
+      </w:pPr>
+      <w:rPr>
+        <w:rFonts w:ascii="Wingdings" w:hAnsi="Wingdings" w:hint="default"/>
+        <w:sz w:val="20"/>
+      </w:rPr>
+    </w:lvl>
+  </w:abstractNum>
+  <w:abstractNum w:abstractNumId="16" w15:restartNumberingAfterBreak="0">
+    <w:nsid w:val="7BBB0C6C"/>
+    <w:multiLevelType w:val="multilevel"/>
+    <w:tmpl w:val="76728554"/>
+    <w:lvl w:ilvl="0">
+      <w:start w:val="1"/>
+      <w:numFmt w:val="bullet"/>
+      <w:lvlText w:val=""/>
+      <w:lvlJc w:val="left"/>
+      <w:pPr>
+        <w:tabs>
+          <w:tab w:val="num" w:pos="720"/>
+        </w:tabs>
+        <w:ind w:left="720" w:hanging="360"/>
+      </w:pPr>
+      <w:rPr>
+        <w:rFonts w:ascii="Symbol" w:hAnsi="Symbol" w:hint="default"/>
+        <w:sz w:val="20"/>
+      </w:rPr>
+    </w:lvl>
+    <w:lvl w:ilvl="1" w:tentative="1">
+      <w:start w:val="1"/>
+      <w:numFmt w:val="bullet"/>
+      <w:lvlText w:val="o"/>
+      <w:lvlJc w:val="left"/>
+      <w:pPr>
+        <w:tabs>
+          <w:tab w:val="num" w:pos="1440"/>
+        </w:tabs>
+        <w:ind w:left="1440" w:hanging="360"/>
+      </w:pPr>
+      <w:rPr>
+        <w:rFonts w:ascii="Courier New" w:hAnsi="Courier New" w:hint="default"/>
+        <w:sz w:val="20"/>
+      </w:rPr>
+    </w:lvl>
+    <w:lvl w:ilvl="2" w:tentative="1">
+      <w:start w:val="1"/>
+      <w:numFmt w:val="bullet"/>
+      <w:lvlText w:val=""/>
+      <w:lvlJc w:val="left"/>
+      <w:pPr>
+        <w:tabs>
+          <w:tab w:val="num" w:pos="2160"/>
+        </w:tabs>
+        <w:ind w:left="2160" w:hanging="360"/>
+      </w:pPr>
+      <w:rPr>
+        <w:rFonts w:ascii="Wingdings" w:hAnsi="Wingdings" w:hint="default"/>
+        <w:sz w:val="20"/>
+      </w:rPr>
+    </w:lvl>
+    <w:lvl w:ilvl="3" w:tentative="1">
+      <w:start w:val="1"/>
+      <w:numFmt w:val="bullet"/>
+      <w:lvlText w:val=""/>
+      <w:lvlJc w:val="left"/>
+      <w:pPr>
+        <w:tabs>
+          <w:tab w:val="num" w:pos="2880"/>
+        </w:tabs>
+        <w:ind w:left="2880" w:hanging="360"/>
+      </w:pPr>
+      <w:rPr>
+        <w:rFonts w:ascii="Wingdings" w:hAnsi="Wingdings" w:hint="default"/>
+        <w:sz w:val="20"/>
+      </w:rPr>
+    </w:lvl>
+    <w:lvl w:ilvl="4" w:tentative="1">
+      <w:start w:val="1"/>
+      <w:numFmt w:val="bullet"/>
+      <w:lvlText w:val=""/>
+      <w:lvlJc w:val="left"/>
+      <w:pPr>
+        <w:tabs>
+          <w:tab w:val="num" w:pos="3600"/>
+        </w:tabs>
+        <w:ind w:left="3600" w:hanging="360"/>
+      </w:pPr>
+      <w:rPr>
+        <w:rFonts w:ascii="Wingdings" w:hAnsi="Wingdings" w:hint="default"/>
+        <w:sz w:val="20"/>
+      </w:rPr>
+    </w:lvl>
+    <w:lvl w:ilvl="5" w:tentative="1">
+      <w:start w:val="1"/>
+      <w:numFmt w:val="bullet"/>
+      <w:lvlText w:val=""/>
+      <w:lvlJc w:val="left"/>
+      <w:pPr>
+        <w:tabs>
+          <w:tab w:val="num" w:pos="4320"/>
+        </w:tabs>
+        <w:ind w:left="4320" w:hanging="360"/>
+      </w:pPr>
+      <w:rPr>
+        <w:rFonts w:ascii="Wingdings" w:hAnsi="Wingdings" w:hint="default"/>
+        <w:sz w:val="20"/>
+      </w:rPr>
+    </w:lvl>
+    <w:lvl w:ilvl="6" w:tentative="1">
+      <w:start w:val="1"/>
+      <w:numFmt w:val="bullet"/>
+      <w:lvlText w:val=""/>
+      <w:lvlJc w:val="left"/>
+      <w:pPr>
+        <w:tabs>
+          <w:tab w:val="num" w:pos="5040"/>
+        </w:tabs>
+        <w:ind w:left="5040" w:hanging="360"/>
+      </w:pPr>
+      <w:rPr>
+        <w:rFonts w:ascii="Wingdings" w:hAnsi="Wingdings" w:hint="default"/>
+        <w:sz w:val="20"/>
+      </w:rPr>
+    </w:lvl>
+    <w:lvl w:ilvl="7" w:tentative="1">
+      <w:start w:val="1"/>
+      <w:numFmt w:val="bullet"/>
+      <w:lvlText w:val=""/>
+      <w:lvlJc w:val="left"/>
+      <w:pPr>
+        <w:tabs>
+          <w:tab w:val="num" w:pos="5760"/>
+        </w:tabs>
+        <w:ind w:left="5760" w:hanging="360"/>
+      </w:pPr>
+      <w:rPr>
+        <w:rFonts w:ascii="Wingdings" w:hAnsi="Wingdings" w:hint="default"/>
+        <w:sz w:val="20"/>
+      </w:rPr>
+    </w:lvl>
+    <w:lvl w:ilvl="8" w:tentative="1">
+      <w:start w:val="1"/>
+      <w:numFmt w:val="bullet"/>
+      <w:lvlText w:val=""/>
+      <w:lvlJc w:val="left"/>
+      <w:pPr>
+        <w:tabs>
+          <w:tab w:val="num" w:pos="6480"/>
+        </w:tabs>
+        <w:ind w:left="6480" w:hanging="360"/>
+      </w:pPr>
+      <w:rPr>
+        <w:rFonts w:ascii="Wingdings" w:hAnsi="Wingdings" w:hint="default"/>
+        <w:sz w:val="20"/>
+      </w:rPr>
+    </w:lvl>
+  </w:abstractNum>
   <w:num w:numId="1" w16cid:durableId="279992165">
-    <w:abstractNumId w:val="2"/>
+    <w:abstractNumId w:val="5"/>
   </w:num>
   <w:num w:numId="2" w16cid:durableId="1623532355">
-    <w:abstractNumId w:val="1"/>
+    <w:abstractNumId w:val="2"/>
   </w:num>
   <w:num w:numId="3" w16cid:durableId="1501314934">
     <w:abstractNumId w:val="0"/>
   </w:num>
   <w:num w:numId="4" w16cid:durableId="1014503433">
+    <w:abstractNumId w:val="9"/>
+  </w:num>
+  <w:num w:numId="5" w16cid:durableId="599994929">
+    <w:abstractNumId w:val="6"/>
+  </w:num>
+  <w:num w:numId="6" w16cid:durableId="1545024982">
+    <w:abstractNumId w:val="13"/>
+  </w:num>
+  <w:num w:numId="7" w16cid:durableId="520432601">
+    <w:abstractNumId w:val="1"/>
+  </w:num>
+  <w:num w:numId="8" w16cid:durableId="926420473">
+    <w:abstractNumId w:val="10"/>
+  </w:num>
+  <w:num w:numId="9" w16cid:durableId="30305086">
     <w:abstractNumId w:val="4"/>
   </w:num>
-  <w:num w:numId="5" w16cid:durableId="599994929">
+  <w:num w:numId="10" w16cid:durableId="2144812725">
+    <w:abstractNumId w:val="12"/>
+  </w:num>
+  <w:num w:numId="11" w16cid:durableId="1863585437">
+    <w:abstractNumId w:val="14"/>
+  </w:num>
+  <w:num w:numId="12" w16cid:durableId="55591114">
+    <w:abstractNumId w:val="7"/>
+  </w:num>
+  <w:num w:numId="13" w16cid:durableId="1144662455">
+    <w:abstractNumId w:val="8"/>
+  </w:num>
+  <w:num w:numId="14" w16cid:durableId="1028724573">
+    <w:abstractNumId w:val="16"/>
+  </w:num>
+  <w:num w:numId="15" w16cid:durableId="524254632">
+    <w:abstractNumId w:val="15"/>
+  </w:num>
+  <w:num w:numId="16" w16cid:durableId="70934597">
+    <w:abstractNumId w:val="11"/>
+  </w:num>
+  <w:num w:numId="17" w16cid:durableId="142621372">
     <w:abstractNumId w:val="3"/>
   </w:num>
 </w:numbering>
